--- a/theory/Этап 6.docx
+++ b/theory/Этап 6.docx
@@ -1,6 +1,6 @@
 
 <file path=word/document.xml><?xml version="1.0" encoding="utf-8"?>
-<w:document xmlns:wpc="http://schemas.microsoft.com/office/word/2010/wordprocessingCanvas" xmlns:cx="http://schemas.microsoft.com/office/drawing/2014/chartex" xmlns:cx1="http://schemas.microsoft.com/office/drawing/2015/9/8/chartex" xmlns:cx2="http://schemas.microsoft.com/office/drawing/2015/10/21/chartex" xmlns:cx3="http://schemas.microsoft.com/office/drawing/2016/5/9/chartex" xmlns:cx4="http://schemas.microsoft.com/office/drawing/2016/5/10/chartex" xmlns:cx5="http://schemas.microsoft.com/office/drawing/2016/5/11/chartex" xmlns:cx6="http://schemas.microsoft.com/office/drawing/2016/5/12/chartex" xmlns:cx7="http://schemas.microsoft.com/office/drawing/2016/5/13/chartex" xmlns:cx8="http://schemas.microsoft.com/office/drawing/2016/5/14/chartex" xmlns:mc="http://schemas.openxmlformats.org/markup-compatibility/2006" xmlns:aink="http://schemas.microsoft.com/office/drawing/2016/ink" xmlns:am3d="http://schemas.microsoft.com/office/drawing/2017/model3d" xmlns:o="urn:schemas-microsoft-com:office:office" xmlns:oel="http://schemas.microsoft.com/office/2019/extlst" xmlns:r="http://schemas.openxmlformats.org/officeDocument/2006/relationships" xmlns:m="http://schemas.openxmlformats.org/officeDocument/2006/math" xmlns:v="urn:schemas-microsoft-com:vml" xmlns:wp14="http://schemas.microsoft.com/office/word/2010/wordprocessingDrawing" xmlns:wp="http://schemas.openxmlformats.org/drawingml/2006/wordprocessingDrawing" xmlns:w10="urn:schemas-microsoft-com:office:word" xmlns:w="http://schemas.openxmlformats.org/wordprocessingml/2006/main" xmlns:w14="http://schemas.microsoft.com/office/word/2010/wordml" xmlns:w15="http://schemas.microsoft.com/office/word/2012/wordml" xmlns:w16cex="http://schemas.microsoft.com/office/word/2018/wordml/cex" xmlns:w16cid="http://schemas.microsoft.com/office/word/2016/wordml/cid" xmlns:w16="http://schemas.microsoft.com/office/word/2018/wordml" xmlns:w16du="http://schemas.microsoft.com/office/word/2023/wordml/word16du" xmlns:w16sdtdh="http://schemas.microsoft.com/office/word/2020/wordml/sdtdatahash" xmlns:w16sdtfl="http://schemas.microsoft.com/office/word/2024/wordml/sdtformatlock" xmlns:w16se="http://schemas.microsoft.com/office/word/2015/wordml/symex" xmlns:wpg="http://schemas.microsoft.com/office/word/2010/wordprocessingGroup" xmlns:wpi="http://schemas.microsoft.com/office/word/2010/wordprocessingInk" xmlns:wne="http://schemas.microsoft.com/office/word/2006/wordml" xmlns:wps="http://schemas.microsoft.com/office/word/2010/wordprocessingShape" mc:Ignorable="w14 w15 w16se w16cid w16 w16cex w16sdtdh w16sdtfl w16du wp14">
+<w:document xmlns:wpc="http://schemas.microsoft.com/office/word/2010/wordprocessingCanvas" xmlns:cx="http://schemas.microsoft.com/office/drawing/2014/chartex" xmlns:mc="http://schemas.openxmlformats.org/markup-compatibility/2006" xmlns:o="urn:schemas-microsoft-com:office:office" xmlns:r="http://schemas.openxmlformats.org/officeDocument/2006/relationships" xmlns:m="http://schemas.openxmlformats.org/officeDocument/2006/math" xmlns:v="urn:schemas-microsoft-com:vml" xmlns:wp14="http://schemas.microsoft.com/office/word/2010/wordprocessingDrawing" xmlns:wp="http://schemas.openxmlformats.org/drawingml/2006/wordprocessingDrawing" xmlns:w10="urn:schemas-microsoft-com:office:word" xmlns:w="http://schemas.openxmlformats.org/wordprocessingml/2006/main" xmlns:w14="http://schemas.microsoft.com/office/word/2010/wordml" xmlns:w15="http://schemas.microsoft.com/office/word/2012/wordml" xmlns:w16se="http://schemas.microsoft.com/office/word/2015/wordml/symex" xmlns:wpg="http://schemas.microsoft.com/office/word/2010/wordprocessingGroup" xmlns:wpi="http://schemas.microsoft.com/office/word/2010/wordprocessingInk" xmlns:wne="http://schemas.microsoft.com/office/word/2006/wordml" xmlns:wps="http://schemas.microsoft.com/office/word/2010/wordprocessingShape" mc:Ignorable="w14 w15 w16se wp14">
   <w:body>
     <w:p>
       <w:pPr>
@@ -89,6 +89,14 @@
           <w:lang w:val="ru-RU"/>
         </w:rPr>
         <w:br/>
+      </w:r>
+      <w:r>
+        <w:rPr>
+          <w:rFonts w:cs="Times New Roman"/>
+          <w:b/>
+          <w:sz w:val="32"/>
+          <w:lang w:val="ru-RU"/>
+        </w:rPr>
         <w:t>Разработка модулей программного обеспечения</w:t>
       </w:r>
       <w:r>
@@ -127,15 +135,16 @@
         </w:rPr>
         <w:t>Предметная область: Кафе «</w:t>
       </w:r>
-      <w:proofErr w:type="spellStart"/>
       <w:r>
         <w:rPr>
           <w:rFonts w:cs="Times New Roman"/>
           <w:sz w:val="24"/>
-        </w:rPr>
-        <w:t>CapyCafe</w:t>
-      </w:r>
-      <w:proofErr w:type="spellEnd"/>
+          <w:lang w:val="ru-RU"/>
+        </w:rPr>
+        <w:t>Причал</w:t>
+      </w:r>
+      <w:bookmarkStart w:id="0" w:name="_GoBack"/>
+      <w:bookmarkEnd w:id="0"/>
       <w:r>
         <w:rPr>
           <w:rFonts w:cs="Times New Roman"/>
@@ -187,7 +196,15 @@
           <w:lang w:val="ru-RU"/>
         </w:rPr>
         <w:br/>
-        <w:t>Проверил: Преподаватель</w:t>
+        <w:t>Проверил: Преподавате</w:t>
+      </w:r>
+      <w:r>
+        <w:rPr>
+          <w:rFonts w:cs="Times New Roman"/>
+          <w:sz w:val="24"/>
+          <w:lang w:val="ru-RU"/>
+        </w:rPr>
+        <w:t>ль</w:t>
       </w:r>
       <w:r>
         <w:rPr>
@@ -289,7 +306,21 @@
           <w:rFonts w:cs="Times New Roman"/>
           <w:lang w:val="ru-RU"/>
         </w:rPr>
-        <w:t>Заключительный этап учебной практики посвящен систематизации проектных материалов, нормоконтролю созданной технической документации в соответствии с требованиями ГОСТ, а также подготовке демонстрационных графических материалов (презентации) для прохождения публичной защиты перед аттестационной комиссией. В рамках данного этапа проектная команда произвела комплексную сборку всех разделов пояснительной записки, включая исследовательский и технологический блоки, осуществила сквозной аналитический контроль качества разработанной системы и подвела итоги реализации поставленных целей автоматизации процессов кафе «</w:t>
+        <w:t>Заключительный этап учебной практики посвящен систематизации проектных материалов, нормоконтролю созданной технической документации в соответствии с требованиями ГОСТ, а также подготовке демонстрационных графич</w:t>
+      </w:r>
+      <w:r>
+        <w:rPr>
+          <w:rFonts w:cs="Times New Roman"/>
+          <w:lang w:val="ru-RU"/>
+        </w:rPr>
+        <w:t>еских материалов (презентации) для прохождения публичной защиты перед аттестационной комиссией. В рамках данного этапа проектная команда произвела комплексную сборку всех разделов пояснительной записки, включая исследовательский и технологический блоки, ос</w:t>
+      </w:r>
+      <w:r>
+        <w:rPr>
+          <w:rFonts w:cs="Times New Roman"/>
+          <w:lang w:val="ru-RU"/>
+        </w:rPr>
+        <w:t>уществила сквозной аналитический контроль качества разработанной системы и подвела итоги реализации поставленных целей автоматизации процессов кафе «</w:t>
       </w:r>
       <w:proofErr w:type="spellStart"/>
       <w:r>
@@ -339,7 +370,14 @@
           <w:rFonts w:cs="Times New Roman"/>
           <w:lang w:val="ru-RU"/>
         </w:rPr>
-        <w:t>В соответствии с нормативными требованиями рабочей программы ПМ.01, сводный технический отчет был сведен в единый целостный документ. Структура итогового отчета включает в себя следующие обязательные элементы, разработанные и утвержденные в ходе прохождения практики:</w:t>
+        <w:t>В соответствии с нормативными требования</w:t>
+      </w:r>
+      <w:r>
+        <w:rPr>
+          <w:rFonts w:cs="Times New Roman"/>
+          <w:lang w:val="ru-RU"/>
+        </w:rPr>
+        <w:t>ми рабочей программы ПМ.01, сводный технический отчет был сведен в единый целостный документ. Структура итогового отчета включает в себя следующие обязательные элементы, разработанные и утвержденные в ходе прохождения практики:</w:t>
       </w:r>
     </w:p>
     <w:p>
@@ -358,7 +396,14 @@
           <w:rFonts w:cs="Times New Roman"/>
           <w:lang w:val="ru-RU"/>
         </w:rPr>
-        <w:t>Титульный лист и Содержание, оформленные по установленным стандартам ГБПОУ АО «АКВТ».</w:t>
+        <w:t>Титульный лист и Содержание,</w:t>
+      </w:r>
+      <w:r>
+        <w:rPr>
+          <w:rFonts w:cs="Times New Roman"/>
+          <w:lang w:val="ru-RU"/>
+        </w:rPr>
+        <w:t xml:space="preserve"> оформленные по установленным стандартам ГБПОУ АО «АКВТ».</w:t>
       </w:r>
     </w:p>
     <w:p>
@@ -396,7 +441,14 @@
           <w:rFonts w:cs="Times New Roman"/>
           <w:lang w:val="ru-RU"/>
         </w:rPr>
-        <w:t xml:space="preserve">Глава 1. Исследовательский раздел: детальное описание предметной области, выделение ключевых бизнес-процессов, сегментация и портреты целевой аудитории (ЦА), а также построение контекстной диаграммы и графической </w:t>
+        <w:t>Глава 1. Исследовательский раздел: детальное описание предметной области, выделение ключевых бизнес-пр</w:t>
+      </w:r>
+      <w:r>
+        <w:rPr>
+          <w:rFonts w:cs="Times New Roman"/>
+          <w:lang w:val="ru-RU"/>
+        </w:rPr>
+        <w:t xml:space="preserve">оцессов, сегментация и портреты целевой аудитории (ЦА), а также построение контекстной диаграммы и графической </w:t>
       </w:r>
       <w:r>
         <w:rPr>
@@ -449,7 +501,14 @@
           <w:rFonts w:cs="Times New Roman"/>
           <w:lang w:val="ru-RU"/>
         </w:rPr>
-        <w:t xml:space="preserve">Глава 2. Технологический раздел: общие сведения о работе программы, физическая модель базы данных (описание структуры 6 взаимосвязанных реляционных таблиц, типов данных, ограничений </w:t>
+        <w:t xml:space="preserve">Глава 2. Технологический раздел: общие сведения о работе </w:t>
+      </w:r>
+      <w:r>
+        <w:rPr>
+          <w:rFonts w:cs="Times New Roman"/>
+          <w:lang w:val="ru-RU"/>
+        </w:rPr>
+        <w:t xml:space="preserve">программы, физическая модель базы данных (описание структуры 6 взаимосвязанных реляционных таблиц, типов данных, ограничений </w:t>
       </w:r>
       <w:r>
         <w:rPr>
@@ -514,7 +573,14 @@
           <w:rFonts w:cs="Times New Roman"/>
           <w:lang w:val="ru-RU"/>
         </w:rPr>
-        <w:t>-диаграмма), описание стека применяемых технологий и подробное руководство пользователя с демонстрацией скриншотов тест-кейсов.</w:t>
+        <w:t>-диаграмма), описание стека применяемых технологий и подробное руководство пользователя с демонстрац</w:t>
+      </w:r>
+      <w:r>
+        <w:rPr>
+          <w:rFonts w:cs="Times New Roman"/>
+          <w:lang w:val="ru-RU"/>
+        </w:rPr>
+        <w:t>ией скриншотов тест-кейсов.</w:t>
       </w:r>
     </w:p>
     <w:p>
@@ -551,7 +617,15 @@
           <w:b/>
           <w:lang w:val="ru-RU"/>
         </w:rPr>
-        <w:t>2. Разработка демонстрационных материалов и структуры презентации</w:t>
+        <w:t xml:space="preserve">2. Разработка демонстрационных материалов и </w:t>
+      </w:r>
+      <w:r>
+        <w:rPr>
+          <w:rFonts w:cs="Times New Roman"/>
+          <w:b/>
+          <w:lang w:val="ru-RU"/>
+        </w:rPr>
+        <w:t>структуры презентации</w:t>
       </w:r>
     </w:p>
     <w:p>
@@ -583,7 +657,14 @@
           <w:rFonts w:cs="Times New Roman"/>
           <w:lang w:val="ru-RU"/>
         </w:rPr>
-        <w:t xml:space="preserve"> объемом в 9 слайдов. Структура презентации отражает все ключевые вехи проектирования и технические решения программного комплекса:</w:t>
+        <w:t xml:space="preserve"> объемом в 9 слайдов. Структура презентации отражает все ключевые вехи проектирования и технические решения программно</w:t>
+      </w:r>
+      <w:r>
+        <w:rPr>
+          <w:rFonts w:cs="Times New Roman"/>
+          <w:lang w:val="ru-RU"/>
+        </w:rPr>
+        <w:t>го комплекса:</w:t>
       </w:r>
     </w:p>
     <w:p>
@@ -635,7 +716,21 @@
         <w:rPr>
           <w:rFonts w:cs="Times New Roman"/>
         </w:rPr>
-        <w:t>) и руководителях.</w:t>
+        <w:t xml:space="preserve">) и </w:t>
+      </w:r>
+      <w:proofErr w:type="spellStart"/>
+      <w:r>
+        <w:rPr>
+          <w:rFonts w:cs="Times New Roman"/>
+        </w:rPr>
+        <w:t>руководителях</w:t>
+      </w:r>
+      <w:proofErr w:type="spellEnd"/>
+      <w:r>
+        <w:rPr>
+          <w:rFonts w:cs="Times New Roman"/>
+        </w:rPr>
+        <w:t>.</w:t>
       </w:r>
     </w:p>
     <w:p>
@@ -653,7 +748,14 @@
           <w:rFonts w:cs="Times New Roman"/>
           <w:lang w:val="ru-RU"/>
         </w:rPr>
-        <w:t xml:space="preserve">Слайд 2: Актуальность и проблематика. Описание недостатков бумажного учета в кафе (ошибки расчета, путаница с чеками, отсутствие прозрачной аналитики). </w:t>
+        <w:t>Слайд 2: Актуальность и проблематика. Описание недостатков бумажного учета в кафе (ошибки расчета, путаница с чеками, отсутствие прозрач</w:t>
+      </w:r>
+      <w:r>
+        <w:rPr>
+          <w:rFonts w:cs="Times New Roman"/>
+          <w:lang w:val="ru-RU"/>
+        </w:rPr>
+        <w:t xml:space="preserve">ной аналитики). </w:t>
       </w:r>
       <w:proofErr w:type="spellStart"/>
       <w:r>
@@ -792,7 +894,14 @@
           <w:rFonts w:cs="Times New Roman"/>
           <w:lang w:val="ru-RU"/>
         </w:rPr>
-        <w:t xml:space="preserve">-диаграммы базы данных, обоснование связей «Один-ко-многим» и транзакционного состава чека </w:t>
+        <w:t>-диаграммы базы данных, обоснование связей «Один-ко-многим» и транзакци</w:t>
+      </w:r>
+      <w:r>
+        <w:rPr>
+          <w:rFonts w:cs="Times New Roman"/>
+          <w:lang w:val="ru-RU"/>
+        </w:rPr>
+        <w:t xml:space="preserve">онного состава чека </w:t>
       </w:r>
       <w:r>
         <w:rPr>
@@ -856,7 +965,14 @@
           <w:rFonts w:cs="Times New Roman"/>
           <w:lang w:val="ru-RU"/>
         </w:rPr>
-        <w:t>Слайд 7: Демонстрация интерфейса (Роль: Администратор). Иллюстрация работы административного меню, ведения номенклатуры и выгрузки красивой таблицы персонала.</w:t>
+        <w:t>Слайд 7: Демонстрация интерфейса (Роль: Адми</w:t>
+      </w:r>
+      <w:r>
+        <w:rPr>
+          <w:rFonts w:cs="Times New Roman"/>
+          <w:lang w:val="ru-RU"/>
+        </w:rPr>
+        <w:t>нистратор). Иллюстрация работы административного меню, ведения номенклатуры и выгрузки красивой таблицы персонала.</w:t>
       </w:r>
     </w:p>
     <w:p>
@@ -875,7 +991,14 @@
           <w:rFonts w:cs="Times New Roman"/>
           <w:lang w:val="ru-RU"/>
         </w:rPr>
-        <w:t>Слайд 8: Демонстрация интерфейса (Роль: Официант / Повар). Иллюстрация сценариев оформления новых заказов и работы поваров с активными задачами (с автоматическим отсечением закрытых чеков).</w:t>
+        <w:t>Слайд 8: Демонстрация интерфейса (Роль: Официант / Повар). Иллюстрация сценариев оформления новых заказов и работы поваров с активными задача</w:t>
+      </w:r>
+      <w:r>
+        <w:rPr>
+          <w:rFonts w:cs="Times New Roman"/>
+          <w:lang w:val="ru-RU"/>
+        </w:rPr>
+        <w:t>ми (с автоматическим отсечением закрытых чеков).</w:t>
       </w:r>
     </w:p>
     <w:p>
@@ -930,7 +1053,14 @@
           <w:rFonts w:cs="Times New Roman"/>
           <w:lang w:val="ru-RU"/>
         </w:rPr>
-        <w:t xml:space="preserve">В результате выполнения программы учебной практики по профессиональному модулю ПМ.01 студентами группы ИС-32 были в полном </w:t>
+        <w:t xml:space="preserve">В результате выполнения программы учебной практики по профессиональному </w:t>
+      </w:r>
+      <w:r>
+        <w:rPr>
+          <w:rFonts w:cs="Times New Roman"/>
+          <w:lang w:val="ru-RU"/>
+        </w:rPr>
+        <w:t xml:space="preserve">модулю ПМ.01 студентами группы ИС-32 были в полном </w:t>
       </w:r>
       <w:r>
         <w:rPr>
@@ -953,7 +1083,14 @@
           <w:rFonts w:cs="Times New Roman"/>
           <w:lang w:val="ru-RU"/>
         </w:rPr>
-        <w:t>» — представляет собой стабильное, модульное и оптимизированное по памяти решение для малого бизнеса.</w:t>
+        <w:t>» — представляет собой стабильное, модульное и оптимизированное по памяти решение</w:t>
+      </w:r>
+      <w:r>
+        <w:rPr>
+          <w:rFonts w:cs="Times New Roman"/>
+          <w:lang w:val="ru-RU"/>
+        </w:rPr>
+        <w:t xml:space="preserve"> для малого бизнеса.</w:t>
       </w:r>
     </w:p>
     <w:p>
@@ -990,7 +1127,14 @@
           <w:rFonts w:cs="Times New Roman"/>
           <w:lang w:val="ru-RU"/>
         </w:rPr>
-        <w:t>Аналитический блок: Проведен детальный системный анализ процессов общепита. Созданные спецификации требований и диаграммы прецедентов сориентировали архитектуру приложения на решение реальных потребностей сотрудников кафе и позволили избежать избыточности функционала.</w:t>
+        <w:t>Аналитический блок: Проведен детальный системный анализ процессов общепита. Созданные спецификации требований и диаграммы прецедентов сориентировали архитектуру приложения на решение ре</w:t>
+      </w:r>
+      <w:r>
+        <w:rPr>
+          <w:rFonts w:cs="Times New Roman"/>
+          <w:lang w:val="ru-RU"/>
+        </w:rPr>
+        <w:t>альных потребностей сотрудников кафе и позволили избежать избыточности функционала.</w:t>
       </w:r>
     </w:p>
     <w:p>
@@ -1061,7 +1205,14 @@
           <w:rFonts w:cs="Times New Roman"/>
           <w:lang w:val="ru-RU"/>
         </w:rPr>
-        <w:t>), триггеров сохранения исторических цен (</w:t>
+        <w:t xml:space="preserve">), триггеров сохранения </w:t>
+      </w:r>
+      <w:r>
+        <w:rPr>
+          <w:rFonts w:cs="Times New Roman"/>
+          <w:lang w:val="ru-RU"/>
+        </w:rPr>
+        <w:t>исторических цен (</w:t>
       </w:r>
       <w:r>
         <w:rPr>
@@ -1151,7 +1302,13 @@
         <w:rPr>
           <w:rFonts w:cs="Times New Roman"/>
         </w:rPr>
-        <w:t>CRUD</w:t>
+        <w:t>CRU</w:t>
+      </w:r>
+      <w:r>
+        <w:rPr>
+          <w:rFonts w:cs="Times New Roman"/>
+        </w:rPr>
+        <w:t>D</w:t>
       </w:r>
       <w:r>
         <w:rPr>
@@ -1199,7 +1356,14 @@
           <w:rFonts w:cs="Times New Roman"/>
           <w:lang w:val="ru-RU"/>
         </w:rPr>
-        <w:t xml:space="preserve"> и контекстных менеджеров для транзакций полностью защищает программу от падений при некорректном вводе данных пользователем и предотвращает возникновение утечек оперативной памяти (</w:t>
+        <w:t xml:space="preserve"> и ко</w:t>
+      </w:r>
+      <w:r>
+        <w:rPr>
+          <w:rFonts w:cs="Times New Roman"/>
+          <w:lang w:val="ru-RU"/>
+        </w:rPr>
+        <w:t>нтекстных менеджеров для транзакций полностью защищает программу от падений при некорректном вводе данных пользователем и предотвращает возникновение утечек оперативной памяти (</w:t>
       </w:r>
       <w:r>
         <w:rPr>
@@ -1245,7 +1409,14 @@
           <w:lang w:val="ru-RU"/>
         </w:rPr>
         <w:lastRenderedPageBreak/>
-        <w:t>Документирование: Итоговый сводный отчет и графические материалы защиты оформлены в строгом соответствии с требованиями ГОСТ и внутренними регламентами аттестационной комиссии колледжа.</w:t>
+        <w:t>Документирование: Итоговый сводный отчет и графические материалы</w:t>
+      </w:r>
+      <w:r>
+        <w:rPr>
+          <w:rFonts w:cs="Times New Roman"/>
+          <w:lang w:val="ru-RU"/>
+        </w:rPr>
+        <w:t xml:space="preserve"> защиты оформлены в строгом соответствии с требованиями ГОСТ и внутренними регламентами аттестационной комиссии колледжа.</w:t>
       </w:r>
     </w:p>
     <w:p>
@@ -1262,7 +1433,21 @@
           <w:rFonts w:cs="Times New Roman"/>
           <w:lang w:val="ru-RU"/>
         </w:rPr>
-        <w:t>Жизнеспособность продукта: Разработанная система полностью готова к развертыванию в локальной рабочей среде кафе «Причал» на 12 столиков. Минималистичный консольный интерфейс, отсутствие требований к постоянному интернет-соединению и высокая скорость выполнения аналитических запросов делают программу эффективным инструментом первичной автоматизации, решающим проблему ручного бумажного учета и оптимизирующим скорость обслуживания гостей заведения. Перспективным направлением развития системы является интеграция графического интерфейса пользователя (</w:t>
+        <w:t>Жизнеспособность продукта: Разработанная система полностью готова к развертыванию в локальной рабочей среде кафе «Причал» на 12 столик</w:t>
+      </w:r>
+      <w:r>
+        <w:rPr>
+          <w:rFonts w:cs="Times New Roman"/>
+          <w:lang w:val="ru-RU"/>
+        </w:rPr>
+        <w:t>ов. Минималистичный консольный интерфейс, отсутствие требований к постоянному интернет-соединению и высокая скорость выполнения аналитических запросов делают программу эффективным инструментом первичной автоматизации, решающим проблему ручного бумажного уч</w:t>
+      </w:r>
+      <w:r>
+        <w:rPr>
+          <w:rFonts w:cs="Times New Roman"/>
+          <w:lang w:val="ru-RU"/>
+        </w:rPr>
+        <w:t>ета и оптимизирующим скорость обслуживания гостей заведения. Перспективным направлением развития системы является интеграция графического интерфейса пользователя (</w:t>
       </w:r>
       <w:r>
         <w:rPr>
@@ -1275,7 +1460,14 @@
           <w:rFonts w:cs="Times New Roman"/>
           <w:lang w:val="ru-RU"/>
         </w:rPr>
-        <w:t>) и расширение функционала до модулей складского учета и интеграции внешнего кассового оборудования.</w:t>
+        <w:t>) и расширение функционала до модулей складского учета и интеграции внешнего кассового обо</w:t>
+      </w:r>
+      <w:r>
+        <w:rPr>
+          <w:rFonts w:cs="Times New Roman"/>
+          <w:lang w:val="ru-RU"/>
+        </w:rPr>
+        <w:t>рудования.</w:t>
       </w:r>
     </w:p>
     <w:p>
@@ -1311,7 +1503,15 @@
           <w:sz w:val="24"/>
           <w:lang w:val="ru-RU"/>
         </w:rPr>
-        <w:t>1. Федеральный государственный образовательный стандарт среднего профессионального образования по специальности 09.02.07 «Информационные системы и программирование» [Утвержден приказом Минобрнауки России от 09.12.2016 № 1547].</w:t>
+        <w:t>1. Федеральный государственный образовательный стандарт среднего профессионального образования по специальности 09.02.07 «Информационные системы и программирование» [Утвержден приказом Минобрнауки России от 09.12.2</w:t>
+      </w:r>
+      <w:r>
+        <w:rPr>
+          <w:rFonts w:cs="Times New Roman"/>
+          <w:sz w:val="24"/>
+          <w:lang w:val="ru-RU"/>
+        </w:rPr>
+        <w:t>016 № 1547].</w:t>
       </w:r>
     </w:p>
     <w:p>
@@ -1347,7 +1547,15 @@
           <w:sz w:val="24"/>
           <w:lang w:val="ru-RU"/>
         </w:rPr>
-        <w:t>3. Макрушин А. Н. Методическое пособие по прохождению учебной практики по ПМ.01 по специальности 09.02.07 «Информационные системы и программирование». — Астрахань: ГБПОУ АО «АКВТ», 2026. — 24 с.</w:t>
+        <w:t xml:space="preserve">3. Макрушин А. Н. Методическое пособие по прохождению учебной практики по ПМ.01 </w:t>
+      </w:r>
+      <w:r>
+        <w:rPr>
+          <w:rFonts w:cs="Times New Roman"/>
+          <w:sz w:val="24"/>
+          <w:lang w:val="ru-RU"/>
+        </w:rPr>
+        <w:t>по специальности 09.02.07 «Информационные системы и программирование». — Астрахань: ГБПОУ АО «АКВТ», 2026. — 24 с.</w:t>
       </w:r>
     </w:p>
     <w:p>
@@ -1505,7 +1713,15 @@
           <w:lang w:val="ru-RU"/>
         </w:rPr>
         <w:lastRenderedPageBreak/>
-        <w:t xml:space="preserve">5. Документация по языку программирования </w:t>
+        <w:t>5. Документация по я</w:t>
+      </w:r>
+      <w:r>
+        <w:rPr>
+          <w:rFonts w:cs="Times New Roman"/>
+          <w:sz w:val="24"/>
+          <w:lang w:val="ru-RU"/>
+        </w:rPr>
+        <w:t xml:space="preserve">зыку программирования </w:t>
       </w:r>
       <w:r>
         <w:rPr>
@@ -1588,7 +1804,7 @@
 </file>
 
 <file path=word/numbering.xml><?xml version="1.0" encoding="utf-8"?>
-<w:numbering xmlns:wpc="http://schemas.microsoft.com/office/word/2010/wordprocessingCanvas" xmlns:cx="http://schemas.microsoft.com/office/drawing/2014/chartex" xmlns:cx1="http://schemas.microsoft.com/office/drawing/2015/9/8/chartex" xmlns:cx2="http://schemas.microsoft.com/office/drawing/2015/10/21/chartex" xmlns:cx3="http://schemas.microsoft.com/office/drawing/2016/5/9/chartex" xmlns:cx4="http://schemas.microsoft.com/office/drawing/2016/5/10/chartex" xmlns:cx5="http://schemas.microsoft.com/office/drawing/2016/5/11/chartex" xmlns:cx6="http://schemas.microsoft.com/office/drawing/2016/5/12/chartex" xmlns:cx7="http://schemas.microsoft.com/office/drawing/2016/5/13/chartex" xmlns:cx8="http://schemas.microsoft.com/office/drawing/2016/5/14/chartex" xmlns:mc="http://schemas.openxmlformats.org/markup-compatibility/2006" xmlns:aink="http://schemas.microsoft.com/office/drawing/2016/ink" xmlns:am3d="http://schemas.microsoft.com/office/drawing/2017/model3d" xmlns:o="urn:schemas-microsoft-com:office:office" xmlns:oel="http://schemas.microsoft.com/office/2019/extlst" xmlns:r="http://schemas.openxmlformats.org/officeDocument/2006/relationships" xmlns:m="http://schemas.openxmlformats.org/officeDocument/2006/math" xmlns:v="urn:schemas-microsoft-com:vml" xmlns:wp14="http://schemas.microsoft.com/office/word/2010/wordprocessingDrawing" xmlns:wp="http://schemas.openxmlformats.org/drawingml/2006/wordprocessingDrawing" xmlns:w10="urn:schemas-microsoft-com:office:word" xmlns:w="http://schemas.openxmlformats.org/wordprocessingml/2006/main" xmlns:w14="http://schemas.microsoft.com/office/word/2010/wordml" xmlns:w15="http://schemas.microsoft.com/office/word/2012/wordml" xmlns:w16cex="http://schemas.microsoft.com/office/word/2018/wordml/cex" xmlns:w16cid="http://schemas.microsoft.com/office/word/2016/wordml/cid" xmlns:w16="http://schemas.microsoft.com/office/word/2018/wordml" xmlns:w16du="http://schemas.microsoft.com/office/word/2023/wordml/word16du" xmlns:w16sdtdh="http://schemas.microsoft.com/office/word/2020/wordml/sdtdatahash" xmlns:w16sdtfl="http://schemas.microsoft.com/office/word/2024/wordml/sdtformatlock" xmlns:w16se="http://schemas.microsoft.com/office/word/2015/wordml/symex" xmlns:wpg="http://schemas.microsoft.com/office/word/2010/wordprocessingGroup" xmlns:wpi="http://schemas.microsoft.com/office/word/2010/wordprocessingInk" xmlns:wne="http://schemas.microsoft.com/office/word/2006/wordml" xmlns:wps="http://schemas.microsoft.com/office/word/2010/wordprocessingShape" mc:Ignorable="w14 w15 w16se w16cid w16 w16cex w16sdtdh w16sdtfl w16du wp14">
+<w:numbering xmlns:wpc="http://schemas.microsoft.com/office/word/2010/wordprocessingCanvas" xmlns:cx="http://schemas.microsoft.com/office/drawing/2014/chartex" xmlns:mc="http://schemas.openxmlformats.org/markup-compatibility/2006" xmlns:o="urn:schemas-microsoft-com:office:office" xmlns:r="http://schemas.openxmlformats.org/officeDocument/2006/relationships" xmlns:m="http://schemas.openxmlformats.org/officeDocument/2006/math" xmlns:v="urn:schemas-microsoft-com:vml" xmlns:wp14="http://schemas.microsoft.com/office/word/2010/wordprocessingDrawing" xmlns:wp="http://schemas.openxmlformats.org/drawingml/2006/wordprocessingDrawing" xmlns:w10="urn:schemas-microsoft-com:office:word" xmlns:w="http://schemas.openxmlformats.org/wordprocessingml/2006/main" xmlns:w14="http://schemas.microsoft.com/office/word/2010/wordml" xmlns:w15="http://schemas.microsoft.com/office/word/2012/wordml" xmlns:w16se="http://schemas.microsoft.com/office/word/2015/wordml/symex" xmlns:wpg="http://schemas.microsoft.com/office/word/2010/wordprocessingGroup" xmlns:wpi="http://schemas.microsoft.com/office/word/2010/wordprocessingInk" xmlns:wne="http://schemas.microsoft.com/office/word/2006/wordml" xmlns:wps="http://schemas.microsoft.com/office/word/2010/wordprocessingShape" mc:Ignorable="w14 w15 w16se wp14">
   <w:abstractNum w:abstractNumId="0" w15:restartNumberingAfterBreak="0">
     <w:nsid w:val="FFFFFF7C"/>
     <w:multiLevelType w:val="singleLevel"/>
@@ -1760,38 +1976,38 @@
       </w:rPr>
     </w:lvl>
   </w:abstractNum>
-  <w:num w:numId="1" w16cid:durableId="1949770382">
+  <w:num w:numId="1">
     <w:abstractNumId w:val="8"/>
   </w:num>
-  <w:num w:numId="2" w16cid:durableId="1616058314">
+  <w:num w:numId="2">
     <w:abstractNumId w:val="6"/>
   </w:num>
-  <w:num w:numId="3" w16cid:durableId="1857189232">
+  <w:num w:numId="3">
     <w:abstractNumId w:val="5"/>
   </w:num>
-  <w:num w:numId="4" w16cid:durableId="1907912441">
+  <w:num w:numId="4">
     <w:abstractNumId w:val="4"/>
   </w:num>
-  <w:num w:numId="5" w16cid:durableId="824510411">
+  <w:num w:numId="5">
     <w:abstractNumId w:val="7"/>
   </w:num>
-  <w:num w:numId="6" w16cid:durableId="1511721409">
+  <w:num w:numId="6">
     <w:abstractNumId w:val="3"/>
   </w:num>
-  <w:num w:numId="7" w16cid:durableId="737023811">
+  <w:num w:numId="7">
     <w:abstractNumId w:val="2"/>
   </w:num>
-  <w:num w:numId="8" w16cid:durableId="290986757">
+  <w:num w:numId="8">
     <w:abstractNumId w:val="1"/>
   </w:num>
-  <w:num w:numId="9" w16cid:durableId="1646855856">
+  <w:num w:numId="9">
     <w:abstractNumId w:val="0"/>
   </w:num>
 </w:numbering>
 </file>
 
 <file path=word/styles.xml><?xml version="1.0" encoding="utf-8"?>
-<w:styles xmlns:mc="http://schemas.openxmlformats.org/markup-compatibility/2006" xmlns:r="http://schemas.openxmlformats.org/officeDocument/2006/relationships" xmlns:w="http://schemas.openxmlformats.org/wordprocessingml/2006/main" xmlns:w14="http://schemas.microsoft.com/office/word/2010/wordml" xmlns:w15="http://schemas.microsoft.com/office/word/2012/wordml" xmlns:w16cex="http://schemas.microsoft.com/office/word/2018/wordml/cex" xmlns:w16cid="http://schemas.microsoft.com/office/word/2016/wordml/cid" xmlns:w16="http://schemas.microsoft.com/office/word/2018/wordml" xmlns:w16du="http://schemas.microsoft.com/office/word/2023/wordml/word16du" xmlns:w16sdtdh="http://schemas.microsoft.com/office/word/2020/wordml/sdtdatahash" xmlns:w16sdtfl="http://schemas.microsoft.com/office/word/2024/wordml/sdtformatlock" xmlns:w16se="http://schemas.microsoft.com/office/word/2015/wordml/symex" mc:Ignorable="w14 w15 w16se w16cid w16 w16cex w16sdtdh w16sdtfl w16du">
+<w:styles xmlns:mc="http://schemas.openxmlformats.org/markup-compatibility/2006" xmlns:r="http://schemas.openxmlformats.org/officeDocument/2006/relationships" xmlns:w="http://schemas.openxmlformats.org/wordprocessingml/2006/main" xmlns:w14="http://schemas.microsoft.com/office/word/2010/wordml" xmlns:w15="http://schemas.microsoft.com/office/word/2012/wordml" xmlns:w16se="http://schemas.microsoft.com/office/word/2015/wordml/symex" mc:Ignorable="w14 w15 w16se">
   <w:docDefaults>
     <w:rPrDefault>
       <w:rPr>
@@ -1807,7 +2023,7 @@
       </w:pPr>
     </w:pPrDefault>
   </w:docDefaults>
-  <w:latentStyles w:defLockedState="0" w:defUIPriority="99" w:defSemiHidden="0" w:defUnhideWhenUsed="0" w:defQFormat="0" w:count="376">
+  <w:latentStyles w:defLockedState="0" w:defUIPriority="99" w:defSemiHidden="0" w:defUnhideWhenUsed="0" w:defQFormat="0" w:count="371">
     <w:lsdException w:name="Normal" w:uiPriority="0" w:qFormat="1"/>
     <w:lsdException w:name="heading 1" w:uiPriority="9" w:qFormat="1"/>
     <w:lsdException w:name="heading 2" w:semiHidden="1" w:uiPriority="9" w:unhideWhenUsed="1" w:qFormat="1"/>
@@ -2170,11 +2386,6 @@
     <w:lsdException w:name="List Table 5 Dark Accent 6" w:uiPriority="50"/>
     <w:lsdException w:name="List Table 6 Colorful Accent 6" w:uiPriority="51"/>
     <w:lsdException w:name="List Table 7 Colorful Accent 6" w:uiPriority="52"/>
-    <w:lsdException w:name="Mention" w:semiHidden="1" w:unhideWhenUsed="1"/>
-    <w:lsdException w:name="Smart Hyperlink" w:semiHidden="1" w:unhideWhenUsed="1"/>
-    <w:lsdException w:name="Hashtag" w:semiHidden="1" w:unhideWhenUsed="1"/>
-    <w:lsdException w:name="Unresolved Mention" w:semiHidden="1" w:unhideWhenUsed="1"/>
-    <w:lsdException w:name="Smart Link" w:semiHidden="1" w:unhideWhenUsed="1"/>
   </w:latentStyles>
   <w:style w:type="paragraph" w:default="1" w:styleId="a1">
     <w:name w:val="Normal"/>
@@ -13502,7 +13713,7 @@
 </file>
 
 <file path=customXml/itemProps1.xml><?xml version="1.0" encoding="utf-8"?>
-<ds:datastoreItem xmlns:ds="http://schemas.openxmlformats.org/officeDocument/2006/customXml" ds:itemID="{EF278816-EC6F-A645-907D-7F25AECB1D4A}">
+<ds:datastoreItem xmlns:ds="http://schemas.openxmlformats.org/officeDocument/2006/customXml" ds:itemID="{CB915029-A084-4510-8E01-A26D35A4F6C9}">
   <ds:schemaRefs>
     <ds:schemaRef ds:uri="http://schemas.openxmlformats.org/officeDocument/2006/bibliography"/>
   </ds:schemaRefs>

--- a/theory/Этап 6.docx
+++ b/theory/Этап 6.docx
@@ -4,216 +4,1261 @@
   <w:body>
     <w:p>
       <w:pPr>
-        <w:spacing w:before="240" w:after="360" w:line="360" w:lineRule="auto"/>
-        <w:ind w:firstLine="851"/>
         <w:jc w:val="center"/>
         <w:rPr>
-          <w:rFonts w:cs="Times New Roman"/>
+          <w:b/>
+          <w:sz w:val="24"/>
+          <w:szCs w:val="24"/>
           <w:lang w:val="ru-RU"/>
         </w:rPr>
       </w:pPr>
       <w:r>
         <w:rPr>
-          <w:rFonts w:cs="Times New Roman"/>
           <w:b/>
-          <w:sz w:val="22"/>
+          <w:sz w:val="24"/>
+          <w:szCs w:val="24"/>
           <w:lang w:val="ru-RU"/>
         </w:rPr>
-        <w:t>МИНИСТЕРСТВО ОБРАЗОВАНИЯ И НАУКИ АСТРАХАНСКОЙ ОБЛАСТИ</w:t>
-      </w:r>
-      <w:r>
-        <w:rPr>
-          <w:rFonts w:cs="Times New Roman"/>
-          <w:b/>
-          <w:sz w:val="22"/>
-          <w:lang w:val="ru-RU"/>
-        </w:rPr>
-        <w:br/>
-        <w:t>Государственное бюджетное профессиональное образовательное учреждение Астраханской области</w:t>
-      </w:r>
-      <w:r>
-        <w:rPr>
-          <w:rFonts w:cs="Times New Roman"/>
-          <w:b/>
-          <w:sz w:val="22"/>
-          <w:lang w:val="ru-RU"/>
-        </w:rPr>
-        <w:br/>
-        <w:t>«Астраханский колледж вычислительной техники»</w:t>
+        <w:t>Государственное бюджетное профессиональное образовательное учреждение</w:t>
       </w:r>
     </w:p>
     <w:p>
       <w:pPr>
-        <w:spacing w:before="240" w:after="360" w:line="360" w:lineRule="auto"/>
         <w:jc w:val="center"/>
         <w:rPr>
-          <w:rFonts w:cs="Times New Roman"/>
+          <w:b/>
+          <w:sz w:val="24"/>
+          <w:szCs w:val="24"/>
           <w:lang w:val="ru-RU"/>
         </w:rPr>
       </w:pPr>
+      <w:r>
+        <w:rPr>
+          <w:b/>
+          <w:sz w:val="24"/>
+          <w:szCs w:val="24"/>
+          <w:lang w:val="ru-RU"/>
+        </w:rPr>
+        <w:t>Астраханской области «Астраханский колледж вычислительной техники»</w:t>
+      </w:r>
+    </w:p>
+    <w:p>
+      <w:pPr>
+        <w:spacing w:before="3720" w:after="120"/>
+        <w:jc w:val="center"/>
+        <w:rPr>
+          <w:b/>
+          <w:caps/>
+          <w:sz w:val="24"/>
+          <w:szCs w:val="24"/>
+        </w:rPr>
+      </w:pPr>
+      <w:r>
+        <w:rPr>
+          <w:b/>
+          <w:caps/>
+          <w:sz w:val="24"/>
+          <w:szCs w:val="24"/>
+        </w:rPr>
+        <w:t>отчет</w:t>
+      </w:r>
+    </w:p>
+    <w:p>
+      <w:pPr>
+        <w:spacing w:after="480"/>
+        <w:jc w:val="center"/>
+        <w:rPr>
+          <w:sz w:val="24"/>
+          <w:szCs w:val="24"/>
+        </w:rPr>
+      </w:pPr>
+      <w:proofErr w:type="spellStart"/>
+      <w:r>
+        <w:rPr>
+          <w:sz w:val="24"/>
+          <w:szCs w:val="24"/>
+        </w:rPr>
+        <w:t>по</w:t>
+      </w:r>
+      <w:proofErr w:type="spellEnd"/>
+      <w:r>
+        <w:rPr>
+          <w:sz w:val="24"/>
+          <w:szCs w:val="24"/>
+        </w:rPr>
+        <w:t xml:space="preserve"> </w:t>
+      </w:r>
+      <w:proofErr w:type="spellStart"/>
+      <w:r>
+        <w:rPr>
+          <w:sz w:val="24"/>
+          <w:szCs w:val="24"/>
+        </w:rPr>
+        <w:t>учебной</w:t>
+      </w:r>
+      <w:proofErr w:type="spellEnd"/>
+      <w:r>
+        <w:rPr>
+          <w:sz w:val="24"/>
+          <w:szCs w:val="24"/>
+        </w:rPr>
+        <w:t xml:space="preserve"> </w:t>
+      </w:r>
+      <w:proofErr w:type="spellStart"/>
+      <w:r>
+        <w:rPr>
+          <w:sz w:val="24"/>
+          <w:szCs w:val="24"/>
+        </w:rPr>
+        <w:t>практике</w:t>
+      </w:r>
+      <w:proofErr w:type="spellEnd"/>
+    </w:p>
+    <w:tbl>
+      <w:tblPr>
+        <w:tblW w:w="10031" w:type="dxa"/>
+        <w:tblLayout w:type="fixed"/>
+        <w:tblLook w:val="01E0" w:firstRow="1" w:lastRow="1" w:firstColumn="1" w:lastColumn="1" w:noHBand="0" w:noVBand="0"/>
+      </w:tblPr>
+      <w:tblGrid>
+        <w:gridCol w:w="1668"/>
+        <w:gridCol w:w="850"/>
+        <w:gridCol w:w="142"/>
+        <w:gridCol w:w="2302"/>
+        <w:gridCol w:w="1100"/>
+        <w:gridCol w:w="34"/>
+        <w:gridCol w:w="1984"/>
+        <w:gridCol w:w="108"/>
+        <w:gridCol w:w="1843"/>
+      </w:tblGrid>
+      <w:tr>
+        <w:tc>
+          <w:tcPr>
+            <w:tcW w:w="1668" w:type="dxa"/>
+          </w:tcPr>
+          <w:p>
+            <w:pPr>
+              <w:spacing w:before="100" w:beforeAutospacing="1" w:after="100" w:afterAutospacing="1"/>
+              <w:jc w:val="center"/>
+              <w:rPr>
+                <w:b/>
+                <w:sz w:val="24"/>
+                <w:szCs w:val="24"/>
+              </w:rPr>
+            </w:pPr>
+            <w:proofErr w:type="spellStart"/>
+            <w:r>
+              <w:rPr>
+                <w:b/>
+                <w:sz w:val="24"/>
+                <w:szCs w:val="24"/>
+              </w:rPr>
+              <w:t>по</w:t>
+            </w:r>
+            <w:proofErr w:type="spellEnd"/>
+            <w:r>
+              <w:rPr>
+                <w:b/>
+                <w:sz w:val="24"/>
+                <w:szCs w:val="24"/>
+              </w:rPr>
+              <w:t xml:space="preserve"> ПМ.01</w:t>
+            </w:r>
+          </w:p>
+        </w:tc>
+        <w:tc>
+          <w:tcPr>
+            <w:tcW w:w="8363" w:type="dxa"/>
+            <w:gridSpan w:val="8"/>
+            <w:tcBorders>
+              <w:bottom w:val="single" w:sz="4" w:space="0" w:color="auto"/>
+            </w:tcBorders>
+          </w:tcPr>
+          <w:p>
+            <w:pPr>
+              <w:spacing w:before="100" w:beforeAutospacing="1" w:after="100" w:afterAutospacing="1"/>
+              <w:jc w:val="center"/>
+              <w:rPr>
+                <w:sz w:val="24"/>
+                <w:szCs w:val="24"/>
+              </w:rPr>
+            </w:pPr>
+            <w:proofErr w:type="spellStart"/>
+            <w:r>
+              <w:rPr>
+                <w:b/>
+                <w:sz w:val="24"/>
+                <w:szCs w:val="24"/>
+              </w:rPr>
+              <w:t>Разработка</w:t>
+            </w:r>
+            <w:proofErr w:type="spellEnd"/>
+            <w:r>
+              <w:rPr>
+                <w:b/>
+                <w:sz w:val="24"/>
+                <w:szCs w:val="24"/>
+              </w:rPr>
+              <w:t xml:space="preserve"> </w:t>
+            </w:r>
+            <w:proofErr w:type="spellStart"/>
+            <w:r>
+              <w:rPr>
+                <w:b/>
+                <w:sz w:val="24"/>
+                <w:szCs w:val="24"/>
+              </w:rPr>
+              <w:t>модулей</w:t>
+            </w:r>
+            <w:proofErr w:type="spellEnd"/>
+            <w:r>
+              <w:rPr>
+                <w:b/>
+                <w:sz w:val="24"/>
+                <w:szCs w:val="24"/>
+              </w:rPr>
+              <w:t xml:space="preserve"> </w:t>
+            </w:r>
+            <w:proofErr w:type="spellStart"/>
+            <w:r>
+              <w:rPr>
+                <w:b/>
+                <w:sz w:val="24"/>
+                <w:szCs w:val="24"/>
+              </w:rPr>
+              <w:t>программного</w:t>
+            </w:r>
+            <w:proofErr w:type="spellEnd"/>
+            <w:r>
+              <w:rPr>
+                <w:b/>
+                <w:sz w:val="24"/>
+                <w:szCs w:val="24"/>
+              </w:rPr>
+              <w:t xml:space="preserve"> </w:t>
+            </w:r>
+            <w:proofErr w:type="spellStart"/>
+            <w:r>
+              <w:rPr>
+                <w:b/>
+                <w:sz w:val="24"/>
+                <w:szCs w:val="24"/>
+              </w:rPr>
+              <w:t>обеспечения</w:t>
+            </w:r>
+            <w:proofErr w:type="spellEnd"/>
+          </w:p>
+        </w:tc>
+      </w:tr>
+      <w:tr>
+        <w:tc>
+          <w:tcPr>
+            <w:tcW w:w="2518" w:type="dxa"/>
+            <w:gridSpan w:val="2"/>
+            <w:tcBorders>
+              <w:bottom w:val="single" w:sz="4" w:space="0" w:color="auto"/>
+            </w:tcBorders>
+          </w:tcPr>
+          <w:p>
+            <w:pPr>
+              <w:spacing w:before="100" w:beforeAutospacing="1" w:after="100" w:afterAutospacing="1"/>
+              <w:jc w:val="center"/>
+              <w:rPr>
+                <w:sz w:val="24"/>
+                <w:szCs w:val="24"/>
+              </w:rPr>
+            </w:pPr>
+          </w:p>
+        </w:tc>
+        <w:tc>
+          <w:tcPr>
+            <w:tcW w:w="7513" w:type="dxa"/>
+            <w:gridSpan w:val="7"/>
+            <w:tcBorders>
+              <w:top w:val="single" w:sz="4" w:space="0" w:color="auto"/>
+              <w:bottom w:val="single" w:sz="4" w:space="0" w:color="auto"/>
+            </w:tcBorders>
+          </w:tcPr>
+          <w:p>
+            <w:pPr>
+              <w:spacing w:before="100" w:beforeAutospacing="1" w:after="100" w:afterAutospacing="1"/>
+              <w:jc w:val="center"/>
+              <w:rPr>
+                <w:sz w:val="24"/>
+                <w:szCs w:val="24"/>
+              </w:rPr>
+            </w:pPr>
+          </w:p>
+        </w:tc>
+      </w:tr>
+      <w:tr>
+        <w:tc>
+          <w:tcPr>
+            <w:tcW w:w="2518" w:type="dxa"/>
+            <w:gridSpan w:val="2"/>
+            <w:tcBorders>
+              <w:bottom w:val="single" w:sz="4" w:space="0" w:color="auto"/>
+            </w:tcBorders>
+          </w:tcPr>
+          <w:p>
+            <w:pPr>
+              <w:spacing w:before="100" w:beforeAutospacing="1" w:after="100" w:afterAutospacing="1"/>
+              <w:jc w:val="center"/>
+              <w:rPr>
+                <w:sz w:val="24"/>
+                <w:szCs w:val="24"/>
+              </w:rPr>
+            </w:pPr>
+          </w:p>
+        </w:tc>
+        <w:tc>
+          <w:tcPr>
+            <w:tcW w:w="7513" w:type="dxa"/>
+            <w:gridSpan w:val="7"/>
+            <w:tcBorders>
+              <w:top w:val="single" w:sz="4" w:space="0" w:color="auto"/>
+              <w:bottom w:val="single" w:sz="4" w:space="0" w:color="auto"/>
+            </w:tcBorders>
+          </w:tcPr>
+          <w:p>
+            <w:pPr>
+              <w:spacing w:before="100" w:beforeAutospacing="1" w:after="100" w:afterAutospacing="1"/>
+              <w:jc w:val="center"/>
+              <w:rPr>
+                <w:sz w:val="24"/>
+                <w:szCs w:val="24"/>
+              </w:rPr>
+            </w:pPr>
+            <w:r>
+              <w:rPr>
+                <w:sz w:val="24"/>
+                <w:szCs w:val="24"/>
+              </w:rPr>
+              <w:t xml:space="preserve">5 </w:t>
+            </w:r>
+            <w:proofErr w:type="spellStart"/>
+            <w:r>
+              <w:rPr>
+                <w:sz w:val="24"/>
+                <w:szCs w:val="24"/>
+              </w:rPr>
+              <w:t>семестр</w:t>
+            </w:r>
+            <w:proofErr w:type="spellEnd"/>
+          </w:p>
+        </w:tc>
+      </w:tr>
+      <w:tr>
+        <w:trPr>
+          <w:trHeight w:val="605"/>
+        </w:trPr>
+        <w:tc>
+          <w:tcPr>
+            <w:tcW w:w="2660" w:type="dxa"/>
+            <w:gridSpan w:val="3"/>
+            <w:tcBorders>
+              <w:top w:val="single" w:sz="4" w:space="0" w:color="auto"/>
+            </w:tcBorders>
+          </w:tcPr>
+          <w:p>
+            <w:pPr>
+              <w:spacing w:before="120" w:after="100" w:afterAutospacing="1"/>
+              <w:jc w:val="center"/>
+              <w:rPr>
+                <w:b/>
+                <w:sz w:val="24"/>
+                <w:szCs w:val="24"/>
+              </w:rPr>
+            </w:pPr>
+            <w:proofErr w:type="spellStart"/>
+            <w:r>
+              <w:rPr>
+                <w:b/>
+                <w:sz w:val="24"/>
+                <w:szCs w:val="24"/>
+              </w:rPr>
+              <w:t>по</w:t>
+            </w:r>
+            <w:proofErr w:type="spellEnd"/>
+            <w:r>
+              <w:rPr>
+                <w:b/>
+                <w:sz w:val="24"/>
+                <w:szCs w:val="24"/>
+              </w:rPr>
+              <w:t xml:space="preserve"> </w:t>
+            </w:r>
+            <w:proofErr w:type="spellStart"/>
+            <w:r>
+              <w:rPr>
+                <w:b/>
+                <w:sz w:val="24"/>
+                <w:szCs w:val="24"/>
+              </w:rPr>
+              <w:t>специальности</w:t>
+            </w:r>
+            <w:proofErr w:type="spellEnd"/>
+          </w:p>
+        </w:tc>
+        <w:tc>
+          <w:tcPr>
+            <w:tcW w:w="7371" w:type="dxa"/>
+            <w:gridSpan w:val="6"/>
+            <w:tcBorders>
+              <w:top w:val="single" w:sz="4" w:space="0" w:color="auto"/>
+              <w:bottom w:val="single" w:sz="4" w:space="0" w:color="auto"/>
+            </w:tcBorders>
+          </w:tcPr>
+          <w:p>
+            <w:pPr>
+              <w:spacing w:before="120"/>
+              <w:jc w:val="center"/>
+              <w:rPr>
+                <w:sz w:val="24"/>
+                <w:szCs w:val="24"/>
+              </w:rPr>
+            </w:pPr>
+            <w:r>
+              <w:rPr>
+                <w:sz w:val="24"/>
+                <w:szCs w:val="24"/>
+              </w:rPr>
+              <w:t>09.02.07</w:t>
+            </w:r>
+          </w:p>
+        </w:tc>
+      </w:tr>
+      <w:tr>
+        <w:tc>
+          <w:tcPr>
+            <w:tcW w:w="10031" w:type="dxa"/>
+            <w:gridSpan w:val="9"/>
+            <w:tcBorders>
+              <w:bottom w:val="single" w:sz="4" w:space="0" w:color="auto"/>
+            </w:tcBorders>
+          </w:tcPr>
+          <w:p>
+            <w:pPr>
+              <w:spacing w:before="100" w:beforeAutospacing="1" w:after="100" w:afterAutospacing="1"/>
+              <w:jc w:val="center"/>
+              <w:rPr>
+                <w:sz w:val="24"/>
+                <w:szCs w:val="24"/>
+              </w:rPr>
+            </w:pPr>
+            <w:proofErr w:type="spellStart"/>
+            <w:r>
+              <w:rPr>
+                <w:sz w:val="24"/>
+                <w:szCs w:val="24"/>
+              </w:rPr>
+              <w:t>Информационные</w:t>
+            </w:r>
+            <w:proofErr w:type="spellEnd"/>
+            <w:r>
+              <w:rPr>
+                <w:sz w:val="24"/>
+                <w:szCs w:val="24"/>
+              </w:rPr>
+              <w:t xml:space="preserve"> </w:t>
+            </w:r>
+            <w:proofErr w:type="spellStart"/>
+            <w:r>
+              <w:rPr>
+                <w:sz w:val="24"/>
+                <w:szCs w:val="24"/>
+              </w:rPr>
+              <w:t>системы</w:t>
+            </w:r>
+            <w:proofErr w:type="spellEnd"/>
+            <w:r>
+              <w:rPr>
+                <w:sz w:val="24"/>
+                <w:szCs w:val="24"/>
+              </w:rPr>
+              <w:t xml:space="preserve"> и </w:t>
+            </w:r>
+            <w:proofErr w:type="spellStart"/>
+            <w:r>
+              <w:rPr>
+                <w:sz w:val="24"/>
+                <w:szCs w:val="24"/>
+              </w:rPr>
+              <w:t>программирование</w:t>
+            </w:r>
+            <w:proofErr w:type="spellEnd"/>
+          </w:p>
+        </w:tc>
+      </w:tr>
+      <w:tr>
+        <w:tc>
+          <w:tcPr>
+            <w:tcW w:w="2518" w:type="dxa"/>
+            <w:gridSpan w:val="2"/>
+            <w:tcBorders>
+              <w:top w:val="single" w:sz="4" w:space="0" w:color="auto"/>
+            </w:tcBorders>
+          </w:tcPr>
+          <w:p>
+            <w:pPr>
+              <w:spacing w:before="120" w:after="100" w:afterAutospacing="1"/>
+              <w:jc w:val="center"/>
+              <w:rPr>
+                <w:sz w:val="24"/>
+                <w:szCs w:val="24"/>
+              </w:rPr>
+            </w:pPr>
+          </w:p>
+        </w:tc>
+        <w:tc>
+          <w:tcPr>
+            <w:tcW w:w="7513" w:type="dxa"/>
+            <w:gridSpan w:val="7"/>
+            <w:tcBorders>
+              <w:top w:val="single" w:sz="4" w:space="0" w:color="auto"/>
+            </w:tcBorders>
+          </w:tcPr>
+          <w:p>
+            <w:pPr>
+              <w:spacing w:before="120" w:after="100" w:afterAutospacing="1"/>
+              <w:jc w:val="center"/>
+              <w:rPr>
+                <w:sz w:val="24"/>
+                <w:szCs w:val="24"/>
+              </w:rPr>
+            </w:pPr>
+          </w:p>
+        </w:tc>
+      </w:tr>
+      <w:tr>
+        <w:tc>
+          <w:tcPr>
+            <w:tcW w:w="10031" w:type="dxa"/>
+            <w:gridSpan w:val="9"/>
+          </w:tcPr>
+          <w:p>
+            <w:pPr>
+              <w:spacing w:before="120" w:after="100" w:afterAutospacing="1"/>
+              <w:jc w:val="center"/>
+              <w:rPr>
+                <w:sz w:val="24"/>
+                <w:szCs w:val="24"/>
+              </w:rPr>
+            </w:pPr>
+            <w:r>
+              <w:rPr>
+                <w:caps/>
+                <w:sz w:val="24"/>
+                <w:szCs w:val="24"/>
+              </w:rPr>
+              <w:t>Аквт.09.02.07.УП.01</w:t>
+            </w:r>
+            <w:r>
+              <w:rPr>
+                <w:caps/>
+                <w:sz w:val="24"/>
+                <w:szCs w:val="24"/>
+              </w:rPr>
+              <w:t>.04.10</w:t>
+            </w:r>
+          </w:p>
+        </w:tc>
+      </w:tr>
+      <w:tr>
+        <w:tc>
+          <w:tcPr>
+            <w:tcW w:w="4962" w:type="dxa"/>
+            <w:gridSpan w:val="4"/>
+            <w:vAlign w:val="bottom"/>
+          </w:tcPr>
+          <w:p>
+            <w:pPr>
+              <w:spacing w:before="120" w:after="100" w:afterAutospacing="1"/>
+              <w:jc w:val="center"/>
+              <w:rPr>
+                <w:sz w:val="24"/>
+                <w:szCs w:val="24"/>
+              </w:rPr>
+            </w:pPr>
+            <w:r>
+              <w:rPr>
+                <w:sz w:val="24"/>
+                <w:szCs w:val="24"/>
+              </w:rPr>
+              <w:t xml:space="preserve">                                                                </w:t>
+            </w:r>
+            <w:proofErr w:type="spellStart"/>
+            <w:r>
+              <w:rPr>
+                <w:sz w:val="24"/>
+                <w:szCs w:val="24"/>
+              </w:rPr>
+              <w:t>Листов</w:t>
+            </w:r>
+            <w:proofErr w:type="spellEnd"/>
+            <w:r>
+              <w:rPr>
+                <w:sz w:val="24"/>
+                <w:szCs w:val="24"/>
+              </w:rPr>
+              <w:t>:</w:t>
+            </w:r>
+          </w:p>
+        </w:tc>
+        <w:tc>
+          <w:tcPr>
+            <w:tcW w:w="1100" w:type="dxa"/>
+            <w:tcBorders>
+              <w:bottom w:val="single" w:sz="4" w:space="0" w:color="auto"/>
+            </w:tcBorders>
+          </w:tcPr>
+          <w:p>
+            <w:pPr>
+              <w:spacing w:before="120" w:after="100" w:afterAutospacing="1"/>
+              <w:jc w:val="center"/>
+              <w:rPr>
+                <w:sz w:val="24"/>
+                <w:szCs w:val="24"/>
+                <w:lang w:val="ru-RU"/>
+              </w:rPr>
+            </w:pPr>
+            <w:bookmarkStart w:id="0" w:name="_GoBack"/>
+            <w:bookmarkEnd w:id="0"/>
+          </w:p>
+        </w:tc>
+        <w:tc>
+          <w:tcPr>
+            <w:tcW w:w="3969" w:type="dxa"/>
+            <w:gridSpan w:val="4"/>
+          </w:tcPr>
+          <w:p>
+            <w:pPr>
+              <w:spacing w:before="120" w:after="100" w:afterAutospacing="1"/>
+              <w:jc w:val="center"/>
+              <w:rPr>
+                <w:sz w:val="24"/>
+                <w:szCs w:val="24"/>
+              </w:rPr>
+            </w:pPr>
+          </w:p>
+        </w:tc>
+      </w:tr>
+      <w:tr>
+        <w:tc>
+          <w:tcPr>
+            <w:tcW w:w="2518" w:type="dxa"/>
+            <w:gridSpan w:val="2"/>
+          </w:tcPr>
+          <w:p>
+            <w:pPr>
+              <w:spacing w:before="120" w:after="100" w:afterAutospacing="1"/>
+              <w:jc w:val="center"/>
+              <w:rPr>
+                <w:sz w:val="24"/>
+                <w:szCs w:val="24"/>
+              </w:rPr>
+            </w:pPr>
+          </w:p>
+        </w:tc>
+        <w:tc>
+          <w:tcPr>
+            <w:tcW w:w="7513" w:type="dxa"/>
+            <w:gridSpan w:val="7"/>
+          </w:tcPr>
+          <w:p>
+            <w:pPr>
+              <w:spacing w:before="120" w:after="100" w:afterAutospacing="1"/>
+              <w:jc w:val="center"/>
+              <w:rPr>
+                <w:sz w:val="24"/>
+                <w:szCs w:val="24"/>
+              </w:rPr>
+            </w:pPr>
+          </w:p>
+        </w:tc>
+      </w:tr>
+      <w:tr>
+        <w:tc>
+          <w:tcPr>
+            <w:tcW w:w="2518" w:type="dxa"/>
+            <w:gridSpan w:val="2"/>
+            <w:vAlign w:val="bottom"/>
+          </w:tcPr>
+          <w:p>
+            <w:pPr>
+              <w:spacing w:before="120" w:after="100" w:afterAutospacing="1"/>
+              <w:jc w:val="center"/>
+              <w:rPr>
+                <w:sz w:val="24"/>
+                <w:szCs w:val="24"/>
+              </w:rPr>
+            </w:pPr>
+            <w:proofErr w:type="spellStart"/>
+            <w:r>
+              <w:rPr>
+                <w:sz w:val="24"/>
+                <w:szCs w:val="24"/>
+              </w:rPr>
+              <w:t>Выполнили</w:t>
+            </w:r>
+            <w:proofErr w:type="spellEnd"/>
+          </w:p>
+        </w:tc>
+        <w:tc>
+          <w:tcPr>
+            <w:tcW w:w="3578" w:type="dxa"/>
+            <w:gridSpan w:val="4"/>
+          </w:tcPr>
+          <w:p>
+            <w:pPr>
+              <w:spacing w:before="120" w:after="100" w:afterAutospacing="1"/>
+              <w:jc w:val="center"/>
+              <w:rPr>
+                <w:sz w:val="24"/>
+                <w:szCs w:val="24"/>
+              </w:rPr>
+            </w:pPr>
+          </w:p>
+        </w:tc>
+        <w:tc>
+          <w:tcPr>
+            <w:tcW w:w="1984" w:type="dxa"/>
+            <w:vAlign w:val="bottom"/>
+          </w:tcPr>
+          <w:p>
+            <w:pPr>
+              <w:spacing w:before="120" w:after="100" w:afterAutospacing="1"/>
+              <w:jc w:val="center"/>
+              <w:rPr>
+                <w:sz w:val="24"/>
+                <w:szCs w:val="24"/>
+              </w:rPr>
+            </w:pPr>
+            <w:proofErr w:type="spellStart"/>
+            <w:r>
+              <w:rPr>
+                <w:sz w:val="24"/>
+                <w:szCs w:val="24"/>
+              </w:rPr>
+              <w:t>Студенты</w:t>
+            </w:r>
+            <w:proofErr w:type="spellEnd"/>
+            <w:r>
+              <w:rPr>
+                <w:sz w:val="24"/>
+                <w:szCs w:val="24"/>
+              </w:rPr>
+              <w:t xml:space="preserve"> </w:t>
+            </w:r>
+            <w:proofErr w:type="spellStart"/>
+            <w:r>
+              <w:rPr>
+                <w:sz w:val="24"/>
+                <w:szCs w:val="24"/>
+              </w:rPr>
+              <w:t>гр</w:t>
+            </w:r>
+            <w:proofErr w:type="spellEnd"/>
+            <w:r>
+              <w:rPr>
+                <w:sz w:val="24"/>
+                <w:szCs w:val="24"/>
+              </w:rPr>
+              <w:t>.</w:t>
+            </w:r>
+          </w:p>
+        </w:tc>
+        <w:tc>
+          <w:tcPr>
+            <w:tcW w:w="1951" w:type="dxa"/>
+            <w:gridSpan w:val="2"/>
+            <w:tcBorders>
+              <w:bottom w:val="single" w:sz="4" w:space="0" w:color="auto"/>
+            </w:tcBorders>
+          </w:tcPr>
+          <w:p>
+            <w:pPr>
+              <w:spacing w:before="120" w:after="100" w:afterAutospacing="1"/>
+              <w:jc w:val="center"/>
+              <w:rPr>
+                <w:sz w:val="24"/>
+                <w:szCs w:val="24"/>
+                <w:highlight w:val="yellow"/>
+              </w:rPr>
+            </w:pPr>
+            <w:r>
+              <w:rPr>
+                <w:sz w:val="24"/>
+                <w:szCs w:val="24"/>
+                <w:highlight w:val="yellow"/>
+              </w:rPr>
+              <w:t>ИС-32</w:t>
+            </w:r>
+          </w:p>
+        </w:tc>
+      </w:tr>
+      <w:tr>
+        <w:tc>
+          <w:tcPr>
+            <w:tcW w:w="2518" w:type="dxa"/>
+            <w:gridSpan w:val="2"/>
+            <w:vAlign w:val="bottom"/>
+          </w:tcPr>
+          <w:p>
+            <w:pPr>
+              <w:spacing w:before="120" w:after="100" w:afterAutospacing="1"/>
+              <w:jc w:val="center"/>
+              <w:rPr>
+                <w:sz w:val="24"/>
+                <w:szCs w:val="24"/>
+              </w:rPr>
+            </w:pPr>
+          </w:p>
+        </w:tc>
+        <w:tc>
+          <w:tcPr>
+            <w:tcW w:w="3578" w:type="dxa"/>
+            <w:gridSpan w:val="4"/>
+          </w:tcPr>
+          <w:p>
+            <w:pPr>
+              <w:spacing w:before="120" w:after="100" w:afterAutospacing="1"/>
+              <w:jc w:val="center"/>
+              <w:rPr>
+                <w:sz w:val="24"/>
+                <w:szCs w:val="24"/>
+              </w:rPr>
+            </w:pPr>
+          </w:p>
+        </w:tc>
+        <w:tc>
+          <w:tcPr>
+            <w:tcW w:w="3935" w:type="dxa"/>
+            <w:gridSpan w:val="3"/>
+            <w:tcBorders>
+              <w:bottom w:val="single" w:sz="4" w:space="0" w:color="auto"/>
+            </w:tcBorders>
+          </w:tcPr>
+          <w:p>
+            <w:pPr>
+              <w:spacing w:before="120" w:after="100" w:afterAutospacing="1"/>
+              <w:jc w:val="center"/>
+              <w:rPr>
+                <w:sz w:val="24"/>
+                <w:szCs w:val="24"/>
+                <w:highlight w:val="yellow"/>
+                <w:lang w:val="ru-RU"/>
+              </w:rPr>
+            </w:pPr>
+            <w:r>
+              <w:rPr>
+                <w:sz w:val="24"/>
+                <w:szCs w:val="24"/>
+                <w:highlight w:val="yellow"/>
+                <w:lang w:val="ru-RU"/>
+              </w:rPr>
+              <w:t>Гусаров А.С, Покусаев И.А.</w:t>
+            </w:r>
+          </w:p>
+        </w:tc>
+      </w:tr>
+      <w:tr>
+        <w:tc>
+          <w:tcPr>
+            <w:tcW w:w="2518" w:type="dxa"/>
+            <w:gridSpan w:val="2"/>
+            <w:vAlign w:val="bottom"/>
+          </w:tcPr>
+          <w:p>
+            <w:pPr>
+              <w:spacing w:before="120" w:after="100" w:afterAutospacing="1"/>
+              <w:jc w:val="center"/>
+              <w:rPr>
+                <w:sz w:val="24"/>
+                <w:szCs w:val="24"/>
+                <w:lang w:val="ru-RU"/>
+              </w:rPr>
+            </w:pPr>
+          </w:p>
+        </w:tc>
+        <w:tc>
+          <w:tcPr>
+            <w:tcW w:w="3578" w:type="dxa"/>
+            <w:gridSpan w:val="4"/>
+          </w:tcPr>
+          <w:p>
+            <w:pPr>
+              <w:spacing w:before="120" w:after="100" w:afterAutospacing="1"/>
+              <w:jc w:val="center"/>
+              <w:rPr>
+                <w:sz w:val="24"/>
+                <w:szCs w:val="24"/>
+                <w:lang w:val="ru-RU"/>
+              </w:rPr>
+            </w:pPr>
+          </w:p>
+        </w:tc>
+        <w:tc>
+          <w:tcPr>
+            <w:tcW w:w="2092" w:type="dxa"/>
+            <w:gridSpan w:val="2"/>
+            <w:tcBorders>
+              <w:top w:val="single" w:sz="4" w:space="0" w:color="auto"/>
+            </w:tcBorders>
+          </w:tcPr>
+          <w:p>
+            <w:pPr>
+              <w:spacing w:before="120" w:after="100" w:afterAutospacing="1"/>
+              <w:jc w:val="center"/>
+              <w:rPr>
+                <w:sz w:val="24"/>
+                <w:szCs w:val="24"/>
+                <w:lang w:val="ru-RU"/>
+              </w:rPr>
+            </w:pPr>
+          </w:p>
+        </w:tc>
+        <w:tc>
+          <w:tcPr>
+            <w:tcW w:w="1843" w:type="dxa"/>
+            <w:tcBorders>
+              <w:top w:val="single" w:sz="4" w:space="0" w:color="auto"/>
+            </w:tcBorders>
+          </w:tcPr>
+          <w:p>
+            <w:pPr>
+              <w:spacing w:before="120" w:after="100" w:afterAutospacing="1"/>
+              <w:jc w:val="center"/>
+              <w:rPr>
+                <w:sz w:val="24"/>
+                <w:szCs w:val="24"/>
+                <w:lang w:val="ru-RU"/>
+              </w:rPr>
+            </w:pPr>
+          </w:p>
+        </w:tc>
+      </w:tr>
+      <w:tr>
+        <w:tc>
+          <w:tcPr>
+            <w:tcW w:w="2518" w:type="dxa"/>
+            <w:gridSpan w:val="2"/>
+            <w:vAlign w:val="bottom"/>
+          </w:tcPr>
+          <w:p>
+            <w:pPr>
+              <w:spacing w:before="120" w:after="100" w:afterAutospacing="1"/>
+              <w:jc w:val="center"/>
+              <w:rPr>
+                <w:sz w:val="24"/>
+                <w:szCs w:val="24"/>
+              </w:rPr>
+            </w:pPr>
+            <w:proofErr w:type="spellStart"/>
+            <w:r>
+              <w:rPr>
+                <w:sz w:val="24"/>
+                <w:szCs w:val="24"/>
+              </w:rPr>
+              <w:t>Проверили</w:t>
+            </w:r>
+            <w:proofErr w:type="spellEnd"/>
+          </w:p>
+        </w:tc>
+        <w:tc>
+          <w:tcPr>
+            <w:tcW w:w="3578" w:type="dxa"/>
+            <w:gridSpan w:val="4"/>
+          </w:tcPr>
+          <w:p>
+            <w:pPr>
+              <w:spacing w:before="120" w:after="100" w:afterAutospacing="1"/>
+              <w:jc w:val="center"/>
+              <w:rPr>
+                <w:sz w:val="24"/>
+                <w:szCs w:val="24"/>
+              </w:rPr>
+            </w:pPr>
+          </w:p>
+        </w:tc>
+        <w:tc>
+          <w:tcPr>
+            <w:tcW w:w="3935" w:type="dxa"/>
+            <w:gridSpan w:val="3"/>
+            <w:vAlign w:val="bottom"/>
+          </w:tcPr>
+          <w:p>
+            <w:pPr>
+              <w:spacing w:before="120" w:after="100" w:afterAutospacing="1"/>
+              <w:jc w:val="center"/>
+              <w:rPr>
+                <w:sz w:val="24"/>
+                <w:szCs w:val="24"/>
+              </w:rPr>
+            </w:pPr>
+            <w:proofErr w:type="spellStart"/>
+            <w:r>
+              <w:rPr>
+                <w:sz w:val="24"/>
+                <w:szCs w:val="24"/>
+              </w:rPr>
+              <w:t>Преподаватели</w:t>
+            </w:r>
+            <w:proofErr w:type="spellEnd"/>
+          </w:p>
+        </w:tc>
+      </w:tr>
+      <w:tr>
+        <w:tc>
+          <w:tcPr>
+            <w:tcW w:w="2518" w:type="dxa"/>
+            <w:gridSpan w:val="2"/>
+            <w:vAlign w:val="bottom"/>
+          </w:tcPr>
+          <w:p>
+            <w:pPr>
+              <w:spacing w:before="120" w:after="100" w:afterAutospacing="1"/>
+              <w:jc w:val="center"/>
+              <w:rPr>
+                <w:sz w:val="24"/>
+                <w:szCs w:val="24"/>
+              </w:rPr>
+            </w:pPr>
+          </w:p>
+        </w:tc>
+        <w:tc>
+          <w:tcPr>
+            <w:tcW w:w="3578" w:type="dxa"/>
+            <w:gridSpan w:val="4"/>
+          </w:tcPr>
+          <w:p>
+            <w:pPr>
+              <w:spacing w:before="120" w:after="100" w:afterAutospacing="1"/>
+              <w:jc w:val="center"/>
+              <w:rPr>
+                <w:sz w:val="24"/>
+                <w:szCs w:val="24"/>
+              </w:rPr>
+            </w:pPr>
+          </w:p>
+        </w:tc>
+        <w:tc>
+          <w:tcPr>
+            <w:tcW w:w="3935" w:type="dxa"/>
+            <w:gridSpan w:val="3"/>
+            <w:tcBorders>
+              <w:bottom w:val="single" w:sz="4" w:space="0" w:color="auto"/>
+            </w:tcBorders>
+          </w:tcPr>
+          <w:p>
+            <w:pPr>
+              <w:spacing w:before="120" w:after="100" w:afterAutospacing="1"/>
+              <w:jc w:val="center"/>
+              <w:rPr>
+                <w:sz w:val="24"/>
+                <w:szCs w:val="24"/>
+              </w:rPr>
+            </w:pPr>
+            <w:proofErr w:type="spellStart"/>
+            <w:r>
+              <w:rPr>
+                <w:sz w:val="24"/>
+                <w:szCs w:val="24"/>
+              </w:rPr>
+              <w:t>Мухамбетова</w:t>
+            </w:r>
+            <w:proofErr w:type="spellEnd"/>
+            <w:r>
+              <w:rPr>
+                <w:sz w:val="24"/>
+                <w:szCs w:val="24"/>
+              </w:rPr>
+              <w:t xml:space="preserve"> М.М.</w:t>
+            </w:r>
+          </w:p>
+        </w:tc>
+      </w:tr>
+      <w:tr>
+        <w:tc>
+          <w:tcPr>
+            <w:tcW w:w="2518" w:type="dxa"/>
+            <w:gridSpan w:val="2"/>
+            <w:vAlign w:val="bottom"/>
+          </w:tcPr>
+          <w:p>
+            <w:pPr>
+              <w:spacing w:before="120" w:after="100" w:afterAutospacing="1"/>
+              <w:jc w:val="center"/>
+              <w:rPr>
+                <w:sz w:val="24"/>
+                <w:szCs w:val="24"/>
+              </w:rPr>
+            </w:pPr>
+          </w:p>
+        </w:tc>
+        <w:tc>
+          <w:tcPr>
+            <w:tcW w:w="3578" w:type="dxa"/>
+            <w:gridSpan w:val="4"/>
+          </w:tcPr>
+          <w:p>
+            <w:pPr>
+              <w:spacing w:before="120" w:after="100" w:afterAutospacing="1"/>
+              <w:jc w:val="center"/>
+              <w:rPr>
+                <w:sz w:val="24"/>
+                <w:szCs w:val="24"/>
+              </w:rPr>
+            </w:pPr>
+          </w:p>
+        </w:tc>
+        <w:tc>
+          <w:tcPr>
+            <w:tcW w:w="3935" w:type="dxa"/>
+            <w:gridSpan w:val="3"/>
+            <w:tcBorders>
+              <w:top w:val="single" w:sz="4" w:space="0" w:color="auto"/>
+              <w:bottom w:val="single" w:sz="4" w:space="0" w:color="auto"/>
+            </w:tcBorders>
+          </w:tcPr>
+          <w:p>
+            <w:pPr>
+              <w:spacing w:before="120" w:after="100" w:afterAutospacing="1"/>
+              <w:jc w:val="center"/>
+              <w:rPr>
+                <w:sz w:val="24"/>
+                <w:szCs w:val="24"/>
+              </w:rPr>
+            </w:pPr>
+            <w:proofErr w:type="spellStart"/>
+            <w:r>
+              <w:rPr>
+                <w:sz w:val="24"/>
+                <w:szCs w:val="24"/>
+              </w:rPr>
+              <w:t>Макрушин</w:t>
+            </w:r>
+            <w:proofErr w:type="spellEnd"/>
+            <w:r>
+              <w:rPr>
+                <w:sz w:val="24"/>
+                <w:szCs w:val="24"/>
+              </w:rPr>
+              <w:t xml:space="preserve"> А.Н.</w:t>
+            </w:r>
+          </w:p>
+        </w:tc>
+      </w:tr>
+    </w:tbl>
+    <w:p>
+      <w:pPr>
+        <w:jc w:val="center"/>
+        <w:rPr>
+          <w:sz w:val="24"/>
+          <w:szCs w:val="24"/>
+        </w:rPr>
+      </w:pPr>
+    </w:p>
+    <w:p>
+      <w:pPr>
+        <w:rPr>
+          <w:sz w:val="24"/>
+          <w:szCs w:val="24"/>
+        </w:rPr>
+      </w:pPr>
+    </w:p>
+    <w:p>
+      <w:pPr>
+        <w:jc w:val="center"/>
+        <w:rPr>
+          <w:sz w:val="24"/>
+          <w:szCs w:val="24"/>
+        </w:rPr>
+      </w:pPr>
+      <w:r>
+        <w:rPr>
+          <w:sz w:val="24"/>
+          <w:szCs w:val="24"/>
+        </w:rPr>
+        <w:t>2026</w:t>
+      </w:r>
+    </w:p>
+    <w:p>
+      <w:pPr>
+        <w:rPr>
+          <w:sz w:val="24"/>
+          <w:szCs w:val="24"/>
+          <w:lang w:val="ru-RU"/>
+        </w:rPr>
+      </w:pPr>
+      <w:r>
+        <w:rPr>
+          <w:rFonts w:cs="Times New Roman"/>
+          <w:b/>
+          <w:sz w:val="24"/>
+          <w:szCs w:val="24"/>
+          <w:lang w:val="ru-RU"/>
+        </w:rPr>
+        <w:lastRenderedPageBreak/>
+        <w:t>ВВЕДЕНИЕ</w:t>
+      </w:r>
     </w:p>
     <w:p>
       <w:pPr>
         <w:spacing w:before="240" w:after="360" w:line="360" w:lineRule="auto"/>
         <w:ind w:firstLine="851"/>
-        <w:jc w:val="center"/>
-        <w:rPr>
-          <w:rFonts w:cs="Times New Roman"/>
+        <w:rPr>
+          <w:rFonts w:cs="Times New Roman"/>
+          <w:sz w:val="24"/>
+          <w:szCs w:val="24"/>
           <w:lang w:val="ru-RU"/>
         </w:rPr>
       </w:pPr>
       <w:r>
         <w:rPr>
           <w:rFonts w:cs="Times New Roman"/>
-          <w:b/>
-          <w:sz w:val="32"/>
+          <w:sz w:val="24"/>
+          <w:szCs w:val="24"/>
           <w:lang w:val="ru-RU"/>
         </w:rPr>
-        <w:t>ОТЧЕТ ПО УЧЕБНОЙ ПРАКТИКЕ</w:t>
-      </w:r>
-      <w:r>
-        <w:rPr>
-          <w:rFonts w:cs="Times New Roman"/>
-          <w:b/>
-          <w:sz w:val="32"/>
+        <w:t>Заключительный этап учебной практики посвящен систематизации проектных материалов, нормоконтролю созданной технической документации в соответствии с требованиями ГОСТ, а также подготовке демонстрационных графич</w:t>
+      </w:r>
+      <w:r>
+        <w:rPr>
+          <w:rFonts w:cs="Times New Roman"/>
+          <w:sz w:val="24"/>
+          <w:szCs w:val="24"/>
           <w:lang w:val="ru-RU"/>
         </w:rPr>
-        <w:br/>
-        <w:t>ПО ПРОФЕССИОНАЛЬНОМУ МОДУЛЮ ПМ.01</w:t>
-      </w:r>
-      <w:r>
-        <w:rPr>
-          <w:rFonts w:cs="Times New Roman"/>
-          <w:b/>
-          <w:sz w:val="32"/>
+        <w:t>еских материалов (презентации) для прохождения публичной защиты перед аттестационной комиссией. В рамках данного этапа проектная команда произвела комплексную сборку всех разделов пояснительной записки, включая исследовательский и технологический блоки, ос</w:t>
+      </w:r>
+      <w:r>
+        <w:rPr>
+          <w:rFonts w:cs="Times New Roman"/>
+          <w:sz w:val="24"/>
+          <w:szCs w:val="24"/>
           <w:lang w:val="ru-RU"/>
         </w:rPr>
-        <w:br/>
-      </w:r>
-      <w:r>
-        <w:rPr>
-          <w:rFonts w:cs="Times New Roman"/>
-          <w:b/>
-          <w:sz w:val="32"/>
+        <w:t>уществила сквозной аналитический контроль качества разработанной системы и подвела итоги реализации поставленных целей автоматизации процессов кафе «</w:t>
+      </w:r>
+      <w:proofErr w:type="spellStart"/>
+      <w:r>
+        <w:rPr>
+          <w:rFonts w:cs="Times New Roman"/>
+          <w:sz w:val="24"/>
+          <w:szCs w:val="24"/>
+        </w:rPr>
+        <w:t>CapyCafe</w:t>
+      </w:r>
+      <w:proofErr w:type="spellEnd"/>
+      <w:r>
+        <w:rPr>
+          <w:rFonts w:cs="Times New Roman"/>
+          <w:sz w:val="24"/>
+          <w:szCs w:val="24"/>
           <w:lang w:val="ru-RU"/>
         </w:rPr>
-        <w:t>Разработка модулей программного обеспечения</w:t>
-      </w:r>
-      <w:r>
-        <w:rPr>
-          <w:rFonts w:cs="Times New Roman"/>
-          <w:b/>
-          <w:sz w:val="32"/>
-          <w:lang w:val="ru-RU"/>
-        </w:rPr>
-        <w:br/>
-      </w:r>
-      <w:r>
-        <w:rPr>
-          <w:rFonts w:cs="Times New Roman"/>
-          <w:b/>
-          <w:sz w:val="32"/>
-          <w:lang w:val="ru-RU"/>
-        </w:rPr>
-        <w:br/>
-        <w:t>ЭТАП 6. ПОДГОТОВКА ОТЧЕТА И ПРЕЗЕНТАЦИИ</w:t>
-      </w:r>
-    </w:p>
-    <w:p>
-      <w:pPr>
-        <w:spacing w:before="240" w:after="360" w:line="360" w:lineRule="auto"/>
-        <w:rPr>
-          <w:rFonts w:cs="Times New Roman"/>
-          <w:lang w:val="ru-RU"/>
-        </w:rPr>
-      </w:pPr>
-      <w:r>
-        <w:rPr>
-          <w:rFonts w:cs="Times New Roman"/>
-          <w:sz w:val="24"/>
-          <w:lang w:val="ru-RU"/>
-        </w:rPr>
-        <w:t>Предметная область: Кафе «</w:t>
-      </w:r>
-      <w:r>
-        <w:rPr>
-          <w:rFonts w:cs="Times New Roman"/>
-          <w:sz w:val="24"/>
-          <w:lang w:val="ru-RU"/>
-        </w:rPr>
-        <w:t>Причал</w:t>
-      </w:r>
-      <w:bookmarkStart w:id="0" w:name="_GoBack"/>
-      <w:bookmarkEnd w:id="0"/>
-      <w:r>
-        <w:rPr>
-          <w:rFonts w:cs="Times New Roman"/>
-          <w:sz w:val="24"/>
-          <w:lang w:val="ru-RU"/>
-        </w:rPr>
-        <w:t>»</w:t>
-      </w:r>
-      <w:r>
-        <w:rPr>
-          <w:rFonts w:cs="Times New Roman"/>
-          <w:sz w:val="24"/>
-          <w:lang w:val="ru-RU"/>
-        </w:rPr>
-        <w:br/>
-        <w:t>Специальность: 09.02.07</w:t>
-      </w:r>
-      <w:r>
-        <w:rPr>
-          <w:rFonts w:cs="Times New Roman"/>
-          <w:sz w:val="24"/>
-          <w:lang w:val="ru-RU"/>
-        </w:rPr>
-        <w:br/>
-        <w:t>Код работы: Аквт.09.02.07.УП.01.00</w:t>
-      </w:r>
-      <w:r>
-        <w:rPr>
-          <w:rFonts w:cs="Times New Roman"/>
-          <w:sz w:val="24"/>
-          <w:lang w:val="ru-RU"/>
-        </w:rPr>
-        <w:br/>
-        <w:t>Выполнили: Студенты гр. ИС-32</w:t>
-      </w:r>
-      <w:r>
-        <w:rPr>
-          <w:rFonts w:cs="Times New Roman"/>
-          <w:sz w:val="24"/>
-          <w:lang w:val="ru-RU"/>
-        </w:rPr>
-        <w:br/>
-        <w:t>Иванов И.И., Петров П.П.</w:t>
-      </w:r>
-      <w:r>
-        <w:rPr>
-          <w:rFonts w:cs="Times New Roman"/>
-          <w:sz w:val="24"/>
-          <w:lang w:val="ru-RU"/>
-        </w:rPr>
-        <w:br/>
-        <w:t>Проверил: Преподавате</w:t>
-      </w:r>
-      <w:r>
-        <w:rPr>
-          <w:rFonts w:cs="Times New Roman"/>
-          <w:sz w:val="24"/>
-          <w:lang w:val="ru-RU"/>
-        </w:rPr>
-        <w:t>ль</w:t>
-      </w:r>
-      <w:r>
-        <w:rPr>
-          <w:rFonts w:cs="Times New Roman"/>
-          <w:sz w:val="24"/>
-          <w:lang w:val="ru-RU"/>
-        </w:rPr>
-        <w:br/>
-        <w:t>Макрушин А.Н.</w:t>
+        <w:t>».</w:t>
       </w:r>
     </w:p>
     <w:p>
@@ -222,9 +1267,21 @@
         <w:ind w:firstLine="851"/>
         <w:rPr>
           <w:rFonts w:cs="Times New Roman"/>
+          <w:sz w:val="24"/>
+          <w:szCs w:val="24"/>
           <w:lang w:val="ru-RU"/>
         </w:rPr>
       </w:pPr>
+      <w:r>
+        <w:rPr>
+          <w:rFonts w:cs="Times New Roman"/>
+          <w:b/>
+          <w:sz w:val="24"/>
+          <w:szCs w:val="24"/>
+          <w:lang w:val="ru-RU"/>
+        </w:rPr>
+        <w:t>1. Консолидация результатов и структура сводного отчета</w:t>
+      </w:r>
     </w:p>
     <w:p>
       <w:pPr>
@@ -232,149 +1289,25 @@
         <w:ind w:firstLine="851"/>
         <w:rPr>
           <w:rFonts w:cs="Times New Roman"/>
+          <w:sz w:val="24"/>
+          <w:szCs w:val="24"/>
           <w:lang w:val="ru-RU"/>
         </w:rPr>
       </w:pPr>
-    </w:p>
-    <w:p>
-      <w:pPr>
-        <w:spacing w:before="240" w:after="360" w:line="360" w:lineRule="auto"/>
-        <w:rPr>
-          <w:rFonts w:cs="Times New Roman"/>
+      <w:r>
+        <w:rPr>
+          <w:rFonts w:cs="Times New Roman"/>
+          <w:sz w:val="24"/>
+          <w:szCs w:val="24"/>
           <w:lang w:val="ru-RU"/>
         </w:rPr>
-      </w:pPr>
-    </w:p>
-    <w:p>
-      <w:pPr>
-        <w:spacing w:before="240" w:after="360" w:line="360" w:lineRule="auto"/>
-        <w:rPr>
-          <w:rFonts w:cs="Times New Roman"/>
-          <w:lang w:val="ru-RU"/>
-        </w:rPr>
-      </w:pPr>
-    </w:p>
-    <w:p>
-      <w:pPr>
-        <w:spacing w:before="240" w:after="360" w:line="360" w:lineRule="auto"/>
-        <w:ind w:firstLine="3969"/>
-        <w:rPr>
-          <w:rFonts w:cs="Times New Roman"/>
-          <w:lang w:val="ru-RU"/>
-        </w:rPr>
-      </w:pPr>
-      <w:r>
-        <w:rPr>
-          <w:rFonts w:cs="Times New Roman"/>
-          <w:sz w:val="24"/>
-          <w:lang w:val="ru-RU"/>
-        </w:rPr>
-        <w:t>Астрахань, 2026</w:t>
-      </w:r>
-    </w:p>
-    <w:p>
-      <w:pPr>
-        <w:spacing w:before="240" w:after="360" w:line="360" w:lineRule="auto"/>
-        <w:ind w:firstLine="851"/>
-        <w:rPr>
-          <w:rFonts w:cs="Times New Roman"/>
-          <w:lang w:val="ru-RU"/>
-        </w:rPr>
-      </w:pPr>
-      <w:r>
-        <w:rPr>
-          <w:rFonts w:cs="Times New Roman"/>
-          <w:b/>
-          <w:sz w:val="32"/>
-          <w:lang w:val="ru-RU"/>
-        </w:rPr>
-        <w:lastRenderedPageBreak/>
-        <w:t>ВВЕДЕНИЕ</w:t>
-      </w:r>
-    </w:p>
-    <w:p>
-      <w:pPr>
-        <w:spacing w:before="240" w:after="360" w:line="360" w:lineRule="auto"/>
-        <w:ind w:firstLine="851"/>
-        <w:rPr>
-          <w:rFonts w:cs="Times New Roman"/>
-          <w:lang w:val="ru-RU"/>
-        </w:rPr>
-      </w:pPr>
-      <w:r>
-        <w:rPr>
-          <w:rFonts w:cs="Times New Roman"/>
-          <w:lang w:val="ru-RU"/>
-        </w:rPr>
-        <w:t>Заключительный этап учебной практики посвящен систематизации проектных материалов, нормоконтролю созданной технической документации в соответствии с требованиями ГОСТ, а также подготовке демонстрационных графич</w:t>
-      </w:r>
-      <w:r>
-        <w:rPr>
-          <w:rFonts w:cs="Times New Roman"/>
-          <w:lang w:val="ru-RU"/>
-        </w:rPr>
-        <w:t>еских материалов (презентации) для прохождения публичной защиты перед аттестационной комиссией. В рамках данного этапа проектная команда произвела комплексную сборку всех разделов пояснительной записки, включая исследовательский и технологический блоки, ос</w:t>
-      </w:r>
-      <w:r>
-        <w:rPr>
-          <w:rFonts w:cs="Times New Roman"/>
-          <w:lang w:val="ru-RU"/>
-        </w:rPr>
-        <w:t>уществила сквозной аналитический контроль качества разработанной системы и подвела итоги реализации поставленных целей автоматизации процессов кафе «</w:t>
-      </w:r>
-      <w:proofErr w:type="spellStart"/>
-      <w:r>
-        <w:rPr>
-          <w:rFonts w:cs="Times New Roman"/>
-        </w:rPr>
-        <w:t>CapyCafe</w:t>
-      </w:r>
-      <w:proofErr w:type="spellEnd"/>
-      <w:r>
-        <w:rPr>
-          <w:rFonts w:cs="Times New Roman"/>
-          <w:lang w:val="ru-RU"/>
-        </w:rPr>
-        <w:t>».</w:t>
-      </w:r>
-    </w:p>
-    <w:p>
-      <w:pPr>
-        <w:spacing w:before="240" w:after="360" w:line="360" w:lineRule="auto"/>
-        <w:ind w:firstLine="851"/>
-        <w:rPr>
-          <w:rFonts w:cs="Times New Roman"/>
-          <w:lang w:val="ru-RU"/>
-        </w:rPr>
-      </w:pPr>
-      <w:r>
-        <w:rPr>
-          <w:rFonts w:cs="Times New Roman"/>
-          <w:b/>
-          <w:lang w:val="ru-RU"/>
-        </w:rPr>
-        <w:t>1. Консолидация результатов и структура сводного отчета</w:t>
-      </w:r>
-    </w:p>
-    <w:p>
-      <w:pPr>
-        <w:spacing w:before="240" w:after="360" w:line="360" w:lineRule="auto"/>
-        <w:ind w:firstLine="851"/>
-        <w:rPr>
-          <w:rFonts w:cs="Times New Roman"/>
-          <w:lang w:val="ru-RU"/>
-        </w:rPr>
-      </w:pPr>
-      <w:r>
-        <w:rPr>
-          <w:rFonts w:cs="Times New Roman"/>
-          <w:lang w:val="ru-RU"/>
-        </w:rPr>
         <w:t>В соответствии с нормативными требования</w:t>
       </w:r>
       <w:r>
         <w:rPr>
           <w:rFonts w:cs="Times New Roman"/>
+          <w:sz w:val="24"/>
+          <w:szCs w:val="24"/>
           <w:lang w:val="ru-RU"/>
         </w:rPr>
         <w:t>ми рабочей программы ПМ.01, сводный технический отчет был сведен в единый целостный документ. Структура итогового отчета включает в себя следующие обязательные элементы, разработанные и утвержденные в ходе прохождения практики:</w:t>
@@ -388,12 +1321,16 @@
         <w:contextualSpacing w:val="0"/>
         <w:rPr>
           <w:rFonts w:cs="Times New Roman"/>
+          <w:sz w:val="24"/>
+          <w:szCs w:val="24"/>
           <w:lang w:val="ru-RU"/>
         </w:rPr>
       </w:pPr>
       <w:r>
         <w:rPr>
           <w:rFonts w:cs="Times New Roman"/>
+          <w:sz w:val="24"/>
+          <w:szCs w:val="24"/>
           <w:lang w:val="ru-RU"/>
         </w:rPr>
         <w:t>Титульный лист и Содержание,</w:t>
@@ -401,6 +1338,8 @@
       <w:r>
         <w:rPr>
           <w:rFonts w:cs="Times New Roman"/>
+          <w:sz w:val="24"/>
+          <w:szCs w:val="24"/>
           <w:lang w:val="ru-RU"/>
         </w:rPr>
         <w:t xml:space="preserve"> оформленные по установленным стандартам ГБПОУ АО «АКВТ».</w:t>
@@ -414,12 +1353,16 @@
         <w:contextualSpacing w:val="0"/>
         <w:rPr>
           <w:rFonts w:cs="Times New Roman"/>
+          <w:sz w:val="24"/>
+          <w:szCs w:val="24"/>
           <w:lang w:val="ru-RU"/>
         </w:rPr>
       </w:pPr>
       <w:r>
         <w:rPr>
           <w:rFonts w:cs="Times New Roman"/>
+          <w:sz w:val="24"/>
+          <w:szCs w:val="24"/>
           <w:lang w:val="ru-RU"/>
         </w:rPr>
         <w:t>Введение с обоснованием актуальности автоматизации процессов предприятий общественного питания.</w:t>
@@ -433,12 +1376,16 @@
         <w:contextualSpacing w:val="0"/>
         <w:rPr>
           <w:rFonts w:cs="Times New Roman"/>
+          <w:sz w:val="24"/>
+          <w:szCs w:val="24"/>
           <w:lang w:val="ru-RU"/>
         </w:rPr>
       </w:pPr>
       <w:r>
         <w:rPr>
           <w:rFonts w:cs="Times New Roman"/>
+          <w:sz w:val="24"/>
+          <w:szCs w:val="24"/>
           <w:lang w:val="ru-RU"/>
         </w:rPr>
         <w:t>Глава 1. Исследовательский раздел: детальное описание предметной области, выделение ключевых бизнес-пр</w:t>
@@ -446,40 +1393,42 @@
       <w:r>
         <w:rPr>
           <w:rFonts w:cs="Times New Roman"/>
+          <w:sz w:val="24"/>
+          <w:szCs w:val="24"/>
           <w:lang w:val="ru-RU"/>
         </w:rPr>
-        <w:t xml:space="preserve">оцессов, сегментация и портреты целевой аудитории (ЦА), а также построение контекстной диаграммы и графической </w:t>
-      </w:r>
-      <w:r>
-        <w:rPr>
-          <w:rFonts w:cs="Times New Roman"/>
+        <w:t>оцессов, сегментация и портреты целевой аудитории (ЦА), а также построение контекстной диаграммы и графической диаграммы прецедентов (</w:t>
+      </w:r>
+      <w:r>
+        <w:rPr>
+          <w:rFonts w:cs="Times New Roman"/>
+          <w:sz w:val="24"/>
+          <w:szCs w:val="24"/>
+        </w:rPr>
+        <w:t>Use</w:t>
+      </w:r>
+      <w:r>
+        <w:rPr>
+          <w:rFonts w:cs="Times New Roman"/>
+          <w:sz w:val="24"/>
+          <w:szCs w:val="24"/>
           <w:lang w:val="ru-RU"/>
         </w:rPr>
-        <w:lastRenderedPageBreak/>
-        <w:t>диаграммы прецедентов (</w:t>
-      </w:r>
-      <w:r>
-        <w:rPr>
-          <w:rFonts w:cs="Times New Roman"/>
-        </w:rPr>
-        <w:t>Use</w:t>
-      </w:r>
-      <w:r>
-        <w:rPr>
-          <w:rFonts w:cs="Times New Roman"/>
-          <w:lang w:val="ru-RU"/>
-        </w:rPr>
         <w:t xml:space="preserve"> </w:t>
       </w:r>
       <w:r>
         <w:rPr>
           <w:rFonts w:cs="Times New Roman"/>
+          <w:sz w:val="24"/>
+          <w:szCs w:val="24"/>
         </w:rPr>
         <w:t>Case</w:t>
       </w:r>
       <w:r>
         <w:rPr>
           <w:rFonts w:cs="Times New Roman"/>
+          <w:sz w:val="24"/>
+          <w:szCs w:val="24"/>
           <w:lang w:val="ru-RU"/>
         </w:rPr>
         <w:t>) для ролей Администратора, Официанта, Повара и Бармена.</w:t>
@@ -493,12 +1442,16 @@
         <w:contextualSpacing w:val="0"/>
         <w:rPr>
           <w:rFonts w:cs="Times New Roman"/>
+          <w:sz w:val="24"/>
+          <w:szCs w:val="24"/>
           <w:lang w:val="ru-RU"/>
         </w:rPr>
       </w:pPr>
       <w:r>
         <w:rPr>
           <w:rFonts w:cs="Times New Roman"/>
+          <w:sz w:val="24"/>
+          <w:szCs w:val="24"/>
           <w:lang w:val="ru-RU"/>
         </w:rPr>
         <w:t xml:space="preserve">Глава 2. Технологический раздел: общие сведения о работе </w:t>
@@ -506,6 +1459,8 @@
       <w:r>
         <w:rPr>
           <w:rFonts w:cs="Times New Roman"/>
+          <w:sz w:val="24"/>
+          <w:szCs w:val="24"/>
           <w:lang w:val="ru-RU"/>
         </w:rPr>
         <w:t xml:space="preserve">программы, физическая модель базы данных (описание структуры 6 взаимосвязанных реляционных таблиц, типов данных, ограничений </w:t>
@@ -513,12 +1468,16 @@
       <w:r>
         <w:rPr>
           <w:rFonts w:cs="Times New Roman"/>
+          <w:sz w:val="24"/>
+          <w:szCs w:val="24"/>
         </w:rPr>
         <w:t>CHECK</w:t>
       </w:r>
       <w:r>
         <w:rPr>
           <w:rFonts w:cs="Times New Roman"/>
+          <w:sz w:val="24"/>
+          <w:szCs w:val="24"/>
           <w:lang w:val="ru-RU"/>
         </w:rPr>
         <w:t xml:space="preserve">, </w:t>
@@ -526,12 +1485,16 @@
       <w:r>
         <w:rPr>
           <w:rFonts w:cs="Times New Roman"/>
+          <w:sz w:val="24"/>
+          <w:szCs w:val="24"/>
         </w:rPr>
         <w:t>UNIQUE</w:t>
       </w:r>
       <w:r>
         <w:rPr>
           <w:rFonts w:cs="Times New Roman"/>
+          <w:sz w:val="24"/>
+          <w:szCs w:val="24"/>
           <w:lang w:val="ru-RU"/>
         </w:rPr>
         <w:t xml:space="preserve">, </w:t>
@@ -539,12 +1502,16 @@
       <w:r>
         <w:rPr>
           <w:rFonts w:cs="Times New Roman"/>
+          <w:sz w:val="24"/>
+          <w:szCs w:val="24"/>
         </w:rPr>
         <w:t>FOREIGN</w:t>
       </w:r>
       <w:r>
         <w:rPr>
           <w:rFonts w:cs="Times New Roman"/>
+          <w:sz w:val="24"/>
+          <w:szCs w:val="24"/>
           <w:lang w:val="ru-RU"/>
         </w:rPr>
         <w:t xml:space="preserve"> </w:t>
@@ -552,12 +1519,16 @@
       <w:r>
         <w:rPr>
           <w:rFonts w:cs="Times New Roman"/>
+          <w:sz w:val="24"/>
+          <w:szCs w:val="24"/>
         </w:rPr>
         <w:t>KEY</w:t>
       </w:r>
       <w:r>
         <w:rPr>
           <w:rFonts w:cs="Times New Roman"/>
+          <w:sz w:val="24"/>
+          <w:szCs w:val="24"/>
           <w:lang w:val="ru-RU"/>
         </w:rPr>
         <w:t xml:space="preserve"> и </w:t>
@@ -565,12 +1536,16 @@
       <w:r>
         <w:rPr>
           <w:rFonts w:cs="Times New Roman"/>
+          <w:sz w:val="24"/>
+          <w:szCs w:val="24"/>
         </w:rPr>
         <w:t>ER</w:t>
       </w:r>
       <w:r>
         <w:rPr>
           <w:rFonts w:cs="Times New Roman"/>
+          <w:sz w:val="24"/>
+          <w:szCs w:val="24"/>
           <w:lang w:val="ru-RU"/>
         </w:rPr>
         <w:t>-диаграмма), описание стека применяемых технологий и подробное руководство пользователя с демонстрац</w:t>
@@ -578,6 +1553,8 @@
       <w:r>
         <w:rPr>
           <w:rFonts w:cs="Times New Roman"/>
+          <w:sz w:val="24"/>
+          <w:szCs w:val="24"/>
           <w:lang w:val="ru-RU"/>
         </w:rPr>
         <w:t>ией скриншотов тест-кейсов.</w:t>
@@ -591,14 +1568,19 @@
         <w:contextualSpacing w:val="0"/>
         <w:rPr>
           <w:rFonts w:cs="Times New Roman"/>
+          <w:sz w:val="24"/>
+          <w:szCs w:val="24"/>
           <w:lang w:val="ru-RU"/>
         </w:rPr>
       </w:pPr>
       <w:r>
         <w:rPr>
           <w:rFonts w:cs="Times New Roman"/>
+          <w:sz w:val="24"/>
+          <w:szCs w:val="24"/>
           <w:lang w:val="ru-RU"/>
         </w:rPr>
+        <w:lastRenderedPageBreak/>
         <w:t>Заключение, содержащее общий структурированный вывод по реализации целей и задач практики, оценку жизнеспособности получившегося продукта, и Список используемых источников по ГОСТу.</w:t>
       </w:r>
     </w:p>
@@ -608,6 +1590,8 @@
         <w:ind w:firstLine="851"/>
         <w:rPr>
           <w:rFonts w:cs="Times New Roman"/>
+          <w:sz w:val="24"/>
+          <w:szCs w:val="24"/>
           <w:lang w:val="ru-RU"/>
         </w:rPr>
       </w:pPr>
@@ -615,6 +1599,8 @@
         <w:rPr>
           <w:rFonts w:cs="Times New Roman"/>
           <w:b/>
+          <w:sz w:val="24"/>
+          <w:szCs w:val="24"/>
           <w:lang w:val="ru-RU"/>
         </w:rPr>
         <w:t xml:space="preserve">2. Разработка демонстрационных материалов и </w:t>
@@ -623,6 +1609,8 @@
         <w:rPr>
           <w:rFonts w:cs="Times New Roman"/>
           <w:b/>
+          <w:sz w:val="24"/>
+          <w:szCs w:val="24"/>
           <w:lang w:val="ru-RU"/>
         </w:rPr>
         <w:t>структуры презентации</w:t>
@@ -634,12 +1622,16 @@
         <w:ind w:firstLine="851"/>
         <w:rPr>
           <w:rFonts w:cs="Times New Roman"/>
+          <w:sz w:val="24"/>
+          <w:szCs w:val="24"/>
           <w:lang w:val="ru-RU"/>
         </w:rPr>
       </w:pPr>
       <w:r>
         <w:rPr>
           <w:rFonts w:cs="Times New Roman"/>
+          <w:sz w:val="24"/>
+          <w:szCs w:val="24"/>
           <w:lang w:val="ru-RU"/>
         </w:rPr>
         <w:t xml:space="preserve">Для защиты проекта перед аттестационной комиссией была разработана мультимедийная презентация в формате 1920×1080 </w:t>
@@ -648,6 +1640,8 @@
       <w:r>
         <w:rPr>
           <w:rFonts w:cs="Times New Roman"/>
+          <w:sz w:val="24"/>
+          <w:szCs w:val="24"/>
         </w:rPr>
         <w:t>px</w:t>
       </w:r>
@@ -655,6 +1649,8 @@
       <w:r>
         <w:rPr>
           <w:rFonts w:cs="Times New Roman"/>
+          <w:sz w:val="24"/>
+          <w:szCs w:val="24"/>
           <w:lang w:val="ru-RU"/>
         </w:rPr>
         <w:t xml:space="preserve"> объемом в 9 слайдов. Структура презентации отражает все ключевые вехи проектирования и технические решения программно</w:t>
@@ -662,6 +1658,8 @@
       <w:r>
         <w:rPr>
           <w:rFonts w:cs="Times New Roman"/>
+          <w:sz w:val="24"/>
+          <w:szCs w:val="24"/>
           <w:lang w:val="ru-RU"/>
         </w:rPr>
         <w:t>го комплекса:</w:t>
@@ -675,11 +1673,15 @@
         <w:contextualSpacing w:val="0"/>
         <w:rPr>
           <w:rFonts w:cs="Times New Roman"/>
+          <w:sz w:val="24"/>
+          <w:szCs w:val="24"/>
         </w:rPr>
       </w:pPr>
       <w:r>
         <w:rPr>
           <w:rFonts w:cs="Times New Roman"/>
+          <w:sz w:val="24"/>
+          <w:szCs w:val="24"/>
           <w:lang w:val="ru-RU"/>
         </w:rPr>
         <w:t xml:space="preserve">Слайд 1: Титульный. Наименование проекта, сведения об авторах (гр. </w:t>
@@ -687,6 +1689,8 @@
       <w:r>
         <w:rPr>
           <w:rFonts w:cs="Times New Roman"/>
+          <w:sz w:val="24"/>
+          <w:szCs w:val="24"/>
         </w:rPr>
         <w:t xml:space="preserve">ИС-32 </w:t>
       </w:r>
@@ -694,6 +1698,8 @@
       <w:r>
         <w:rPr>
           <w:rFonts w:cs="Times New Roman"/>
+          <w:sz w:val="24"/>
+          <w:szCs w:val="24"/>
         </w:rPr>
         <w:t>Иванов</w:t>
       </w:r>
@@ -701,6 +1707,8 @@
       <w:r>
         <w:rPr>
           <w:rFonts w:cs="Times New Roman"/>
+          <w:sz w:val="24"/>
+          <w:szCs w:val="24"/>
         </w:rPr>
         <w:t xml:space="preserve">, </w:t>
       </w:r>
@@ -708,6 +1716,8 @@
       <w:r>
         <w:rPr>
           <w:rFonts w:cs="Times New Roman"/>
+          <w:sz w:val="24"/>
+          <w:szCs w:val="24"/>
         </w:rPr>
         <w:t>Петров</w:t>
       </w:r>
@@ -715,6 +1725,8 @@
       <w:r>
         <w:rPr>
           <w:rFonts w:cs="Times New Roman"/>
+          <w:sz w:val="24"/>
+          <w:szCs w:val="24"/>
         </w:rPr>
         <w:t xml:space="preserve">) и </w:t>
       </w:r>
@@ -722,6 +1734,8 @@
       <w:r>
         <w:rPr>
           <w:rFonts w:cs="Times New Roman"/>
+          <w:sz w:val="24"/>
+          <w:szCs w:val="24"/>
         </w:rPr>
         <w:t>руководителях</w:t>
       </w:r>
@@ -729,6 +1743,8 @@
       <w:r>
         <w:rPr>
           <w:rFonts w:cs="Times New Roman"/>
+          <w:sz w:val="24"/>
+          <w:szCs w:val="24"/>
         </w:rPr>
         <w:t>.</w:t>
       </w:r>
@@ -741,11 +1757,15 @@
         <w:contextualSpacing w:val="0"/>
         <w:rPr>
           <w:rFonts w:cs="Times New Roman"/>
+          <w:sz w:val="24"/>
+          <w:szCs w:val="24"/>
         </w:rPr>
       </w:pPr>
       <w:r>
         <w:rPr>
           <w:rFonts w:cs="Times New Roman"/>
+          <w:sz w:val="24"/>
+          <w:szCs w:val="24"/>
           <w:lang w:val="ru-RU"/>
         </w:rPr>
         <w:t>Слайд 2: Актуальность и проблематика. Описание недостатков бумажного учета в кафе (ошибки расчета, путаница с чеками, отсутствие прозрач</w:t>
@@ -753,6 +1773,8 @@
       <w:r>
         <w:rPr>
           <w:rFonts w:cs="Times New Roman"/>
+          <w:sz w:val="24"/>
+          <w:szCs w:val="24"/>
           <w:lang w:val="ru-RU"/>
         </w:rPr>
         <w:t xml:space="preserve">ной аналитики). </w:t>
@@ -761,6 +1783,8 @@
       <w:r>
         <w:rPr>
           <w:rFonts w:cs="Times New Roman"/>
+          <w:sz w:val="24"/>
+          <w:szCs w:val="24"/>
         </w:rPr>
         <w:t>Цель</w:t>
       </w:r>
@@ -768,6 +1792,8 @@
       <w:r>
         <w:rPr>
           <w:rFonts w:cs="Times New Roman"/>
+          <w:sz w:val="24"/>
+          <w:szCs w:val="24"/>
         </w:rPr>
         <w:t xml:space="preserve"> и </w:t>
       </w:r>
@@ -775,6 +1801,8 @@
       <w:r>
         <w:rPr>
           <w:rFonts w:cs="Times New Roman"/>
+          <w:sz w:val="24"/>
+          <w:szCs w:val="24"/>
         </w:rPr>
         <w:t>задачи</w:t>
       </w:r>
@@ -782,6 +1810,8 @@
       <w:r>
         <w:rPr>
           <w:rFonts w:cs="Times New Roman"/>
+          <w:sz w:val="24"/>
+          <w:szCs w:val="24"/>
         </w:rPr>
         <w:t xml:space="preserve"> </w:t>
       </w:r>
@@ -789,6 +1819,8 @@
       <w:r>
         <w:rPr>
           <w:rFonts w:cs="Times New Roman"/>
+          <w:sz w:val="24"/>
+          <w:szCs w:val="24"/>
         </w:rPr>
         <w:t>автоматизации</w:t>
       </w:r>
@@ -796,6 +1828,8 @@
       <w:r>
         <w:rPr>
           <w:rFonts w:cs="Times New Roman"/>
+          <w:sz w:val="24"/>
+          <w:szCs w:val="24"/>
         </w:rPr>
         <w:t>.</w:t>
       </w:r>
@@ -808,15 +1842,18 @@
         <w:contextualSpacing w:val="0"/>
         <w:rPr>
           <w:rFonts w:cs="Times New Roman"/>
+          <w:sz w:val="24"/>
+          <w:szCs w:val="24"/>
           <w:lang w:val="ru-RU"/>
         </w:rPr>
       </w:pPr>
       <w:r>
         <w:rPr>
           <w:rFonts w:cs="Times New Roman"/>
+          <w:sz w:val="24"/>
+          <w:szCs w:val="24"/>
           <w:lang w:val="ru-RU"/>
         </w:rPr>
-        <w:lastRenderedPageBreak/>
         <w:t>Слайд 3: Границы и требования к системе. Краткая демонстрация функциональных и нефункциональных спецификаций требований и жестких правил смены состояний чеков.</w:t>
       </w:r>
     </w:p>
@@ -828,12 +1865,16 @@
         <w:contextualSpacing w:val="0"/>
         <w:rPr>
           <w:rFonts w:cs="Times New Roman"/>
+          <w:sz w:val="24"/>
+          <w:szCs w:val="24"/>
           <w:lang w:val="ru-RU"/>
         </w:rPr>
       </w:pPr>
       <w:r>
         <w:rPr>
           <w:rFonts w:cs="Times New Roman"/>
+          <w:sz w:val="24"/>
+          <w:szCs w:val="24"/>
           <w:lang w:val="ru-RU"/>
         </w:rPr>
         <w:t xml:space="preserve">Слайд 4: Архитектура средств обработки информации. Демонстрация контекстной диаграммы и </w:t>
@@ -841,12 +1882,16 @@
       <w:r>
         <w:rPr>
           <w:rFonts w:cs="Times New Roman"/>
+          <w:sz w:val="24"/>
+          <w:szCs w:val="24"/>
         </w:rPr>
         <w:t>Use</w:t>
       </w:r>
       <w:r>
         <w:rPr>
           <w:rFonts w:cs="Times New Roman"/>
+          <w:sz w:val="24"/>
+          <w:szCs w:val="24"/>
           <w:lang w:val="ru-RU"/>
         </w:rPr>
         <w:t xml:space="preserve"> </w:t>
@@ -854,12 +1899,16 @@
       <w:r>
         <w:rPr>
           <w:rFonts w:cs="Times New Roman"/>
+          <w:sz w:val="24"/>
+          <w:szCs w:val="24"/>
         </w:rPr>
         <w:t>Case</w:t>
       </w:r>
       <w:r>
         <w:rPr>
           <w:rFonts w:cs="Times New Roman"/>
+          <w:sz w:val="24"/>
+          <w:szCs w:val="24"/>
           <w:lang w:val="ru-RU"/>
         </w:rPr>
         <w:t xml:space="preserve"> диаграммы прецедентов.</w:t>
@@ -873,12 +1922,16 @@
         <w:contextualSpacing w:val="0"/>
         <w:rPr>
           <w:rFonts w:cs="Times New Roman"/>
+          <w:sz w:val="24"/>
+          <w:szCs w:val="24"/>
           <w:lang w:val="ru-RU"/>
         </w:rPr>
       </w:pPr>
       <w:r>
         <w:rPr>
           <w:rFonts w:cs="Times New Roman"/>
+          <w:sz w:val="24"/>
+          <w:szCs w:val="24"/>
           <w:lang w:val="ru-RU"/>
         </w:rPr>
         <w:t xml:space="preserve">Слайд 5: Реляционная структура данных. Демонстрация физической </w:t>
@@ -886,12 +1939,16 @@
       <w:r>
         <w:rPr>
           <w:rFonts w:cs="Times New Roman"/>
+          <w:sz w:val="24"/>
+          <w:szCs w:val="24"/>
         </w:rPr>
         <w:t>ER</w:t>
       </w:r>
       <w:r>
         <w:rPr>
           <w:rFonts w:cs="Times New Roman"/>
+          <w:sz w:val="24"/>
+          <w:szCs w:val="24"/>
           <w:lang w:val="ru-RU"/>
         </w:rPr>
         <w:t>-диаграммы базы данных, обоснование связей «Один-ко-многим» и транзакци</w:t>
@@ -899,6 +1956,8 @@
       <w:r>
         <w:rPr>
           <w:rFonts w:cs="Times New Roman"/>
+          <w:sz w:val="24"/>
+          <w:szCs w:val="24"/>
           <w:lang w:val="ru-RU"/>
         </w:rPr>
         <w:t xml:space="preserve">онного состава чека </w:t>
@@ -906,12 +1965,16 @@
       <w:r>
         <w:rPr>
           <w:rFonts w:cs="Times New Roman"/>
+          <w:sz w:val="24"/>
+          <w:szCs w:val="24"/>
         </w:rPr>
         <w:t>order</w:t>
       </w:r>
       <w:r>
         <w:rPr>
           <w:rFonts w:cs="Times New Roman"/>
+          <w:sz w:val="24"/>
+          <w:szCs w:val="24"/>
           <w:lang w:val="ru-RU"/>
         </w:rPr>
         <w:t>_</w:t>
@@ -919,12 +1982,16 @@
       <w:r>
         <w:rPr>
           <w:rFonts w:cs="Times New Roman"/>
+          <w:sz w:val="24"/>
+          <w:szCs w:val="24"/>
         </w:rPr>
         <w:t>items</w:t>
       </w:r>
       <w:r>
         <w:rPr>
           <w:rFonts w:cs="Times New Roman"/>
+          <w:sz w:val="24"/>
+          <w:szCs w:val="24"/>
           <w:lang w:val="ru-RU"/>
         </w:rPr>
         <w:t>.</w:t>
@@ -938,12 +2005,16 @@
         <w:contextualSpacing w:val="0"/>
         <w:rPr>
           <w:rFonts w:cs="Times New Roman"/>
+          <w:sz w:val="24"/>
+          <w:szCs w:val="24"/>
           <w:lang w:val="ru-RU"/>
         </w:rPr>
       </w:pPr>
       <w:r>
         <w:rPr>
           <w:rFonts w:cs="Times New Roman"/>
+          <w:sz w:val="24"/>
+          <w:szCs w:val="24"/>
           <w:lang w:val="ru-RU"/>
         </w:rPr>
         <w:t>Слайд 6: Программная реализация и модульность. Иерархия файлов программного комплекса, обоснование выноса транзакционной логики в отдельные менеджеры для защиты от утечек памяти.</w:t>
@@ -957,19 +2028,26 @@
         <w:contextualSpacing w:val="0"/>
         <w:rPr>
           <w:rFonts w:cs="Times New Roman"/>
+          <w:sz w:val="24"/>
+          <w:szCs w:val="24"/>
           <w:lang w:val="ru-RU"/>
         </w:rPr>
       </w:pPr>
       <w:r>
         <w:rPr>
           <w:rFonts w:cs="Times New Roman"/>
+          <w:sz w:val="24"/>
+          <w:szCs w:val="24"/>
           <w:lang w:val="ru-RU"/>
         </w:rPr>
+        <w:lastRenderedPageBreak/>
         <w:t>Слайд 7: Демонстрация интерфейса (Роль: Адми</w:t>
       </w:r>
       <w:r>
         <w:rPr>
           <w:rFonts w:cs="Times New Roman"/>
+          <w:sz w:val="24"/>
+          <w:szCs w:val="24"/>
           <w:lang w:val="ru-RU"/>
         </w:rPr>
         <w:t>нистратор). Иллюстрация работы административного меню, ведения номенклатуры и выгрузки красивой таблицы персонала.</w:t>
@@ -983,12 +2061,16 @@
         <w:contextualSpacing w:val="0"/>
         <w:rPr>
           <w:rFonts w:cs="Times New Roman"/>
+          <w:sz w:val="24"/>
+          <w:szCs w:val="24"/>
           <w:lang w:val="ru-RU"/>
         </w:rPr>
       </w:pPr>
       <w:r>
         <w:rPr>
           <w:rFonts w:cs="Times New Roman"/>
+          <w:sz w:val="24"/>
+          <w:szCs w:val="24"/>
           <w:lang w:val="ru-RU"/>
         </w:rPr>
         <w:t>Слайд 8: Демонстрация интерфейса (Роль: Официант / Повар). Иллюстрация сценариев оформления новых заказов и работы поваров с активными задача</w:t>
@@ -996,6 +2078,8 @@
       <w:r>
         <w:rPr>
           <w:rFonts w:cs="Times New Roman"/>
+          <w:sz w:val="24"/>
+          <w:szCs w:val="24"/>
           <w:lang w:val="ru-RU"/>
         </w:rPr>
         <w:t>ми (с автоматическим отсечением закрытых чеков).</w:t>
@@ -1009,12 +2093,16 @@
         <w:contextualSpacing w:val="0"/>
         <w:rPr>
           <w:rFonts w:cs="Times New Roman"/>
+          <w:sz w:val="24"/>
+          <w:szCs w:val="24"/>
           <w:lang w:val="ru-RU"/>
         </w:rPr>
       </w:pPr>
       <w:r>
         <w:rPr>
           <w:rFonts w:cs="Times New Roman"/>
+          <w:sz w:val="24"/>
+          <w:szCs w:val="24"/>
           <w:lang w:val="ru-RU"/>
         </w:rPr>
         <w:t>Слайд 9: Заключение. Итоги прохождения практики, оценка жизнеспособности продукта и векторы дальнейшего масштабирования ПО.</w:t>
@@ -1026,6 +2114,8 @@
         <w:ind w:firstLine="851"/>
         <w:rPr>
           <w:rFonts w:cs="Times New Roman"/>
+          <w:sz w:val="24"/>
+          <w:szCs w:val="24"/>
           <w:lang w:val="ru-RU"/>
         </w:rPr>
       </w:pPr>
@@ -1033,7 +2123,8 @@
         <w:rPr>
           <w:rFonts w:cs="Times New Roman"/>
           <w:b/>
-          <w:sz w:val="32"/>
+          <w:sz w:val="24"/>
+          <w:szCs w:val="24"/>
           <w:lang w:val="ru-RU"/>
         </w:rPr>
         <w:t>ЗАКЛЮЧЕНИЕ</w:t>
@@ -1045,12 +2136,16 @@
         <w:ind w:firstLine="851"/>
         <w:rPr>
           <w:rFonts w:cs="Times New Roman"/>
+          <w:sz w:val="24"/>
+          <w:szCs w:val="24"/>
           <w:lang w:val="ru-RU"/>
         </w:rPr>
       </w:pPr>
       <w:r>
         <w:rPr>
           <w:rFonts w:cs="Times New Roman"/>
+          <w:sz w:val="24"/>
+          <w:szCs w:val="24"/>
           <w:lang w:val="ru-RU"/>
         </w:rPr>
         <w:t xml:space="preserve">В результате выполнения программы учебной практики по профессиональному </w:t>
@@ -1058,36 +2153,36 @@
       <w:r>
         <w:rPr>
           <w:rFonts w:cs="Times New Roman"/>
+          <w:sz w:val="24"/>
+          <w:szCs w:val="24"/>
           <w:lang w:val="ru-RU"/>
         </w:rPr>
-        <w:t xml:space="preserve">модулю ПМ.01 студентами группы ИС-32 были в полном </w:t>
-      </w:r>
-      <w:r>
-        <w:rPr>
-          <w:rFonts w:cs="Times New Roman"/>
+        <w:t>модулю ПМ.01 студентами группы ИС-32 были в полном объеме реализованы все поставленные цели и задачи. Разработанный программный продукт — Информационная система кафе «</w:t>
+      </w:r>
+      <w:proofErr w:type="spellStart"/>
+      <w:r>
+        <w:rPr>
+          <w:rFonts w:cs="Times New Roman"/>
+          <w:sz w:val="24"/>
+          <w:szCs w:val="24"/>
+        </w:rPr>
+        <w:t>CapyCafe</w:t>
+      </w:r>
+      <w:proofErr w:type="spellEnd"/>
+      <w:r>
+        <w:rPr>
+          <w:rFonts w:cs="Times New Roman"/>
+          <w:sz w:val="24"/>
+          <w:szCs w:val="24"/>
           <w:lang w:val="ru-RU"/>
         </w:rPr>
-        <w:lastRenderedPageBreak/>
-        <w:t>объеме реализованы все поставленные цели и задачи. Разработанный программный продукт — Информационная система кафе «</w:t>
-      </w:r>
-      <w:proofErr w:type="spellStart"/>
-      <w:r>
-        <w:rPr>
-          <w:rFonts w:cs="Times New Roman"/>
-        </w:rPr>
-        <w:t>CapyCafe</w:t>
-      </w:r>
-      <w:proofErr w:type="spellEnd"/>
-      <w:r>
-        <w:rPr>
-          <w:rFonts w:cs="Times New Roman"/>
-          <w:lang w:val="ru-RU"/>
-        </w:rPr>
         <w:t>» — представляет собой стабильное, модульное и оптимизированное по памяти решение</w:t>
       </w:r>
       <w:r>
         <w:rPr>
           <w:rFonts w:cs="Times New Roman"/>
+          <w:sz w:val="24"/>
+          <w:szCs w:val="24"/>
           <w:lang w:val="ru-RU"/>
         </w:rPr>
         <w:t xml:space="preserve"> для малого бизнеса.</w:t>
@@ -1099,6 +2194,8 @@
         <w:ind w:firstLine="851"/>
         <w:rPr>
           <w:rFonts w:cs="Times New Roman"/>
+          <w:sz w:val="24"/>
+          <w:szCs w:val="24"/>
           <w:lang w:val="ru-RU"/>
         </w:rPr>
       </w:pPr>
@@ -1106,6 +2203,8 @@
         <w:rPr>
           <w:rFonts w:cs="Times New Roman"/>
           <w:b/>
+          <w:sz w:val="24"/>
+          <w:szCs w:val="24"/>
           <w:lang w:val="ru-RU"/>
         </w:rPr>
         <w:t>Ключевые итоги реализации целей и задач практики:</w:t>
@@ -1119,12 +2218,16 @@
         <w:contextualSpacing w:val="0"/>
         <w:rPr>
           <w:rFonts w:cs="Times New Roman"/>
+          <w:sz w:val="24"/>
+          <w:szCs w:val="24"/>
           <w:lang w:val="ru-RU"/>
         </w:rPr>
       </w:pPr>
       <w:r>
         <w:rPr>
           <w:rFonts w:cs="Times New Roman"/>
+          <w:sz w:val="24"/>
+          <w:szCs w:val="24"/>
           <w:lang w:val="ru-RU"/>
         </w:rPr>
         <w:t>Аналитический блок: Проведен детальный системный анализ процессов общепита. Созданные спецификации требований и диаграммы прецедентов сориентировали архитектуру приложения на решение ре</w:t>
@@ -1132,6 +2235,8 @@
       <w:r>
         <w:rPr>
           <w:rFonts w:cs="Times New Roman"/>
+          <w:sz w:val="24"/>
+          <w:szCs w:val="24"/>
           <w:lang w:val="ru-RU"/>
         </w:rPr>
         <w:t>альных потребностей сотрудников кафе и позволили избежать избыточности функционала.</w:t>
@@ -1145,12 +2250,16 @@
         <w:contextualSpacing w:val="0"/>
         <w:rPr>
           <w:rFonts w:cs="Times New Roman"/>
+          <w:sz w:val="24"/>
+          <w:szCs w:val="24"/>
           <w:lang w:val="ru-RU"/>
         </w:rPr>
       </w:pPr>
       <w:r>
         <w:rPr>
           <w:rFonts w:cs="Times New Roman"/>
+          <w:sz w:val="24"/>
+          <w:szCs w:val="24"/>
           <w:lang w:val="ru-RU"/>
         </w:rPr>
         <w:t xml:space="preserve">База данных: Физическая модель СУБД </w:t>
@@ -1158,12 +2267,16 @@
       <w:r>
         <w:rPr>
           <w:rFonts w:cs="Times New Roman"/>
+          <w:sz w:val="24"/>
+          <w:szCs w:val="24"/>
         </w:rPr>
         <w:t>SQLite</w:t>
       </w:r>
       <w:r>
         <w:rPr>
           <w:rFonts w:cs="Times New Roman"/>
+          <w:sz w:val="24"/>
+          <w:szCs w:val="24"/>
           <w:lang w:val="ru-RU"/>
         </w:rPr>
         <w:t xml:space="preserve"> спроектирована с соблюдением требований нормализации. Использование каскадных удалений (</w:t>
@@ -1171,12 +2284,16 @@
       <w:r>
         <w:rPr>
           <w:rFonts w:cs="Times New Roman"/>
+          <w:sz w:val="24"/>
+          <w:szCs w:val="24"/>
         </w:rPr>
         <w:t>ON</w:t>
       </w:r>
       <w:r>
         <w:rPr>
           <w:rFonts w:cs="Times New Roman"/>
+          <w:sz w:val="24"/>
+          <w:szCs w:val="24"/>
           <w:lang w:val="ru-RU"/>
         </w:rPr>
         <w:t xml:space="preserve"> </w:t>
@@ -1184,12 +2301,16 @@
       <w:r>
         <w:rPr>
           <w:rFonts w:cs="Times New Roman"/>
+          <w:sz w:val="24"/>
+          <w:szCs w:val="24"/>
         </w:rPr>
         <w:t>DELETE</w:t>
       </w:r>
       <w:r>
         <w:rPr>
           <w:rFonts w:cs="Times New Roman"/>
+          <w:sz w:val="24"/>
+          <w:szCs w:val="24"/>
           <w:lang w:val="ru-RU"/>
         </w:rPr>
         <w:t xml:space="preserve"> </w:t>
@@ -1197,12 +2318,16 @@
       <w:r>
         <w:rPr>
           <w:rFonts w:cs="Times New Roman"/>
+          <w:sz w:val="24"/>
+          <w:szCs w:val="24"/>
         </w:rPr>
         <w:t>CASCADE</w:t>
       </w:r>
       <w:r>
         <w:rPr>
           <w:rFonts w:cs="Times New Roman"/>
+          <w:sz w:val="24"/>
+          <w:szCs w:val="24"/>
           <w:lang w:val="ru-RU"/>
         </w:rPr>
         <w:t xml:space="preserve">), триггеров сохранения </w:t>
@@ -1210,6 +2335,8 @@
       <w:r>
         <w:rPr>
           <w:rFonts w:cs="Times New Roman"/>
+          <w:sz w:val="24"/>
+          <w:szCs w:val="24"/>
           <w:lang w:val="ru-RU"/>
         </w:rPr>
         <w:t>исторических цен (</w:t>
@@ -1217,12 +2344,16 @@
       <w:r>
         <w:rPr>
           <w:rFonts w:cs="Times New Roman"/>
+          <w:sz w:val="24"/>
+          <w:szCs w:val="24"/>
         </w:rPr>
         <w:t>price</w:t>
       </w:r>
       <w:r>
         <w:rPr>
           <w:rFonts w:cs="Times New Roman"/>
+          <w:sz w:val="24"/>
+          <w:szCs w:val="24"/>
           <w:lang w:val="ru-RU"/>
         </w:rPr>
         <w:t>_</w:t>
@@ -1230,12 +2361,16 @@
       <w:r>
         <w:rPr>
           <w:rFonts w:cs="Times New Roman"/>
+          <w:sz w:val="24"/>
+          <w:szCs w:val="24"/>
         </w:rPr>
         <w:t>at</w:t>
       </w:r>
       <w:r>
         <w:rPr>
           <w:rFonts w:cs="Times New Roman"/>
+          <w:sz w:val="24"/>
+          <w:szCs w:val="24"/>
           <w:lang w:val="ru-RU"/>
         </w:rPr>
         <w:t>_</w:t>
@@ -1243,12 +2378,16 @@
       <w:r>
         <w:rPr>
           <w:rFonts w:cs="Times New Roman"/>
+          <w:sz w:val="24"/>
+          <w:szCs w:val="24"/>
         </w:rPr>
         <w:t>order</w:t>
       </w:r>
       <w:r>
         <w:rPr>
           <w:rFonts w:cs="Times New Roman"/>
+          <w:sz w:val="24"/>
+          <w:szCs w:val="24"/>
           <w:lang w:val="ru-RU"/>
         </w:rPr>
         <w:t xml:space="preserve">), уникальных композитных индексов и ограничений </w:t>
@@ -1256,12 +2395,16 @@
       <w:r>
         <w:rPr>
           <w:rFonts w:cs="Times New Roman"/>
+          <w:sz w:val="24"/>
+          <w:szCs w:val="24"/>
         </w:rPr>
         <w:t>CHECK</w:t>
       </w:r>
       <w:r>
         <w:rPr>
           <w:rFonts w:cs="Times New Roman"/>
+          <w:sz w:val="24"/>
+          <w:szCs w:val="24"/>
           <w:lang w:val="ru-RU"/>
         </w:rPr>
         <w:t xml:space="preserve"> гарантирует абсолютную ссылочную целостность данных на уровне ядра СУБД.</w:t>
@@ -1275,12 +2418,16 @@
         <w:contextualSpacing w:val="0"/>
         <w:rPr>
           <w:rFonts w:cs="Times New Roman"/>
+          <w:sz w:val="24"/>
+          <w:szCs w:val="24"/>
           <w:lang w:val="ru-RU"/>
         </w:rPr>
       </w:pPr>
       <w:r>
         <w:rPr>
           <w:rFonts w:cs="Times New Roman"/>
+          <w:sz w:val="24"/>
+          <w:szCs w:val="24"/>
           <w:lang w:val="ru-RU"/>
         </w:rPr>
         <w:t xml:space="preserve">Программный комплекс: Написанное на языке </w:t>
@@ -1288,12 +2435,16 @@
       <w:r>
         <w:rPr>
           <w:rFonts w:cs="Times New Roman"/>
+          <w:sz w:val="24"/>
+          <w:szCs w:val="24"/>
         </w:rPr>
         <w:t>Python</w:t>
       </w:r>
       <w:r>
         <w:rPr>
           <w:rFonts w:cs="Times New Roman"/>
+          <w:sz w:val="24"/>
+          <w:szCs w:val="24"/>
           <w:lang w:val="ru-RU"/>
         </w:rPr>
         <w:t xml:space="preserve"> консольное приложение успешно реализует все </w:t>
@@ -1301,31 +2452,51 @@
       <w:r>
         <w:rPr>
           <w:rFonts w:cs="Times New Roman"/>
+          <w:sz w:val="24"/>
+          <w:szCs w:val="24"/>
         </w:rPr>
         <w:t>CRU</w:t>
       </w:r>
       <w:r>
         <w:rPr>
           <w:rFonts w:cs="Times New Roman"/>
+          <w:sz w:val="24"/>
+          <w:szCs w:val="24"/>
         </w:rPr>
         <w:t>D</w:t>
       </w:r>
       <w:r>
         <w:rPr>
           <w:rFonts w:cs="Times New Roman"/>
+          <w:sz w:val="24"/>
+          <w:szCs w:val="24"/>
           <w:lang w:val="ru-RU"/>
         </w:rPr>
-        <w:t xml:space="preserve">-сценарии взаимодействия со слоем данных. Внедренная система разграничения прецедентов по должностным обязанностям (Администратор, Официант, Повар, Бармен) обеспечивает высокую эргономику работы. Применение декораторов контроля исключений </w:t>
-      </w:r>
-      <w:r>
-        <w:rPr>
-          <w:rFonts w:cs="Times New Roman"/>
+        <w:t xml:space="preserve">-сценарии взаимодействия со слоем данных. Внедренная система разграничения прецедентов по должностным обязанностям (Администратор, Официант, Повар, </w:t>
+      </w:r>
+      <w:r>
+        <w:rPr>
+          <w:rFonts w:cs="Times New Roman"/>
+          <w:sz w:val="24"/>
+          <w:szCs w:val="24"/>
+          <w:lang w:val="ru-RU"/>
+        </w:rPr>
+        <w:lastRenderedPageBreak/>
+        <w:t xml:space="preserve">Бармен) обеспечивает высокую эргономику работы. Применение декораторов контроля исключений </w:t>
+      </w:r>
+      <w:r>
+        <w:rPr>
+          <w:rFonts w:cs="Times New Roman"/>
+          <w:sz w:val="24"/>
+          <w:szCs w:val="24"/>
         </w:rPr>
         <w:t>run</w:t>
       </w:r>
       <w:r>
         <w:rPr>
           <w:rFonts w:cs="Times New Roman"/>
+          <w:sz w:val="24"/>
+          <w:szCs w:val="24"/>
           <w:lang w:val="ru-RU"/>
         </w:rPr>
         <w:t>_</w:t>
@@ -1333,12 +2504,16 @@
       <w:r>
         <w:rPr>
           <w:rFonts w:cs="Times New Roman"/>
+          <w:sz w:val="24"/>
+          <w:szCs w:val="24"/>
         </w:rPr>
         <w:t>safe</w:t>
       </w:r>
       <w:r>
         <w:rPr>
           <w:rFonts w:cs="Times New Roman"/>
+          <w:sz w:val="24"/>
+          <w:szCs w:val="24"/>
           <w:lang w:val="ru-RU"/>
         </w:rPr>
         <w:t>_</w:t>
@@ -1347,6 +2522,8 @@
       <w:r>
         <w:rPr>
           <w:rFonts w:cs="Times New Roman"/>
+          <w:sz w:val="24"/>
+          <w:szCs w:val="24"/>
         </w:rPr>
         <w:t>ui</w:t>
       </w:r>
@@ -1354,6 +2531,8 @@
       <w:r>
         <w:rPr>
           <w:rFonts w:cs="Times New Roman"/>
+          <w:sz w:val="24"/>
+          <w:szCs w:val="24"/>
           <w:lang w:val="ru-RU"/>
         </w:rPr>
         <w:t xml:space="preserve"> и ко</w:t>
@@ -1361,6 +2540,8 @@
       <w:r>
         <w:rPr>
           <w:rFonts w:cs="Times New Roman"/>
+          <w:sz w:val="24"/>
+          <w:szCs w:val="24"/>
           <w:lang w:val="ru-RU"/>
         </w:rPr>
         <w:t>нтекстных менеджеров для транзакций полностью защищает программу от падений при некорректном вводе данных пользователем и предотвращает возникновение утечек оперативной памяти (</w:t>
@@ -1368,12 +2549,16 @@
       <w:r>
         <w:rPr>
           <w:rFonts w:cs="Times New Roman"/>
+          <w:sz w:val="24"/>
+          <w:szCs w:val="24"/>
         </w:rPr>
         <w:t>memory</w:t>
       </w:r>
       <w:r>
         <w:rPr>
           <w:rFonts w:cs="Times New Roman"/>
+          <w:sz w:val="24"/>
+          <w:szCs w:val="24"/>
           <w:lang w:val="ru-RU"/>
         </w:rPr>
         <w:t xml:space="preserve"> </w:t>
@@ -1381,12 +2566,16 @@
       <w:r>
         <w:rPr>
           <w:rFonts w:cs="Times New Roman"/>
+          <w:sz w:val="24"/>
+          <w:szCs w:val="24"/>
         </w:rPr>
         <w:t>leaks</w:t>
       </w:r>
       <w:r>
         <w:rPr>
           <w:rFonts w:cs="Times New Roman"/>
+          <w:sz w:val="24"/>
+          <w:szCs w:val="24"/>
           <w:lang w:val="ru-RU"/>
         </w:rPr>
         <w:t>).</w:t>
@@ -1400,20 +2589,25 @@
         <w:contextualSpacing w:val="0"/>
         <w:rPr>
           <w:rFonts w:cs="Times New Roman"/>
+          <w:sz w:val="24"/>
+          <w:szCs w:val="24"/>
           <w:lang w:val="ru-RU"/>
         </w:rPr>
       </w:pPr>
       <w:r>
         <w:rPr>
           <w:rFonts w:cs="Times New Roman"/>
+          <w:sz w:val="24"/>
+          <w:szCs w:val="24"/>
           <w:lang w:val="ru-RU"/>
         </w:rPr>
-        <w:lastRenderedPageBreak/>
         <w:t>Документирование: Итоговый сводный отчет и графические материалы</w:t>
       </w:r>
       <w:r>
         <w:rPr>
           <w:rFonts w:cs="Times New Roman"/>
+          <w:sz w:val="24"/>
+          <w:szCs w:val="24"/>
           <w:lang w:val="ru-RU"/>
         </w:rPr>
         <w:t xml:space="preserve"> защиты оформлены в строгом соответствии с требованиями ГОСТ и внутренними регламентами аттестационной комиссии колледжа.</w:t>
@@ -1425,12 +2619,16 @@
         <w:ind w:firstLine="851"/>
         <w:rPr>
           <w:rFonts w:cs="Times New Roman"/>
+          <w:sz w:val="24"/>
+          <w:szCs w:val="24"/>
           <w:lang w:val="ru-RU"/>
         </w:rPr>
       </w:pPr>
       <w:r>
         <w:rPr>
           <w:rFonts w:cs="Times New Roman"/>
+          <w:sz w:val="24"/>
+          <w:szCs w:val="24"/>
           <w:lang w:val="ru-RU"/>
         </w:rPr>
         <w:t>Жизнеспособность продукта: Разработанная система полностью готова к развертыванию в локальной рабочей среде кафе «Причал» на 12 столик</w:t>
@@ -1438,6 +2636,8 @@
       <w:r>
         <w:rPr>
           <w:rFonts w:cs="Times New Roman"/>
+          <w:sz w:val="24"/>
+          <w:szCs w:val="24"/>
           <w:lang w:val="ru-RU"/>
         </w:rPr>
         <w:t>ов. Минималистичный консольный интерфейс, отсутствие требований к постоянному интернет-соединению и высокая скорость выполнения аналитических запросов делают программу эффективным инструментом первичной автоматизации, решающим проблему ручного бумажного уч</w:t>
@@ -1445,6 +2645,8 @@
       <w:r>
         <w:rPr>
           <w:rFonts w:cs="Times New Roman"/>
+          <w:sz w:val="24"/>
+          <w:szCs w:val="24"/>
           <w:lang w:val="ru-RU"/>
         </w:rPr>
         <w:t>ета и оптимизирующим скорость обслуживания гостей заведения. Перспективным направлением развития системы является интеграция графического интерфейса пользователя (</w:t>
@@ -1452,12 +2654,16 @@
       <w:r>
         <w:rPr>
           <w:rFonts w:cs="Times New Roman"/>
+          <w:sz w:val="24"/>
+          <w:szCs w:val="24"/>
         </w:rPr>
         <w:t>GUI</w:t>
       </w:r>
       <w:r>
         <w:rPr>
           <w:rFonts w:cs="Times New Roman"/>
+          <w:sz w:val="24"/>
+          <w:szCs w:val="24"/>
           <w:lang w:val="ru-RU"/>
         </w:rPr>
         <w:t>) и расширение функционала до модулей складского учета и интеграции внешнего кассового обо</w:t>
@@ -1465,6 +2671,8 @@
       <w:r>
         <w:rPr>
           <w:rFonts w:cs="Times New Roman"/>
+          <w:sz w:val="24"/>
+          <w:szCs w:val="24"/>
           <w:lang w:val="ru-RU"/>
         </w:rPr>
         <w:t>рудования.</w:t>
@@ -1476,6 +2684,8 @@
         <w:ind w:firstLine="851"/>
         <w:rPr>
           <w:rFonts w:cs="Times New Roman"/>
+          <w:sz w:val="24"/>
+          <w:szCs w:val="24"/>
           <w:lang w:val="ru-RU"/>
         </w:rPr>
       </w:pPr>
@@ -1483,6 +2693,8 @@
         <w:rPr>
           <w:rFonts w:cs="Times New Roman"/>
           <w:b/>
+          <w:sz w:val="24"/>
+          <w:szCs w:val="24"/>
           <w:lang w:val="ru-RU"/>
         </w:rPr>
         <w:t>СПИСОК ИСПОЛЬЗУЕМЫХ ИСТОЧНИКОВ</w:t>
@@ -1494,6 +2706,8 @@
         <w:ind w:firstLine="851"/>
         <w:rPr>
           <w:rFonts w:cs="Times New Roman"/>
+          <w:sz w:val="24"/>
+          <w:szCs w:val="24"/>
           <w:lang w:val="ru-RU"/>
         </w:rPr>
       </w:pPr>
@@ -1501,6 +2715,7 @@
         <w:rPr>
           <w:rFonts w:cs="Times New Roman"/>
           <w:sz w:val="24"/>
+          <w:szCs w:val="24"/>
           <w:lang w:val="ru-RU"/>
         </w:rPr>
         <w:t>1. Федеральный государственный образовательный стандарт среднего профессионального образования по специальности 09.02.07 «Информационные системы и программирование» [Утвержден приказом Минобрнауки России от 09.12.2</w:t>
@@ -1509,6 +2724,7 @@
         <w:rPr>
           <w:rFonts w:cs="Times New Roman"/>
           <w:sz w:val="24"/>
+          <w:szCs w:val="24"/>
           <w:lang w:val="ru-RU"/>
         </w:rPr>
         <w:t>016 № 1547].</w:t>
@@ -1520,6 +2736,8 @@
         <w:ind w:firstLine="851"/>
         <w:rPr>
           <w:rFonts w:cs="Times New Roman"/>
+          <w:sz w:val="24"/>
+          <w:szCs w:val="24"/>
           <w:lang w:val="ru-RU"/>
         </w:rPr>
       </w:pPr>
@@ -1527,6 +2745,7 @@
         <w:rPr>
           <w:rFonts w:cs="Times New Roman"/>
           <w:sz w:val="24"/>
+          <w:szCs w:val="24"/>
           <w:lang w:val="ru-RU"/>
         </w:rPr>
         <w:t>2. ГОСТ 7.32-2001. Система стандартов по информации, библиотечному и издательскому делу. Отчет о научно-исследовательской работе. Структура и правила оформления.</w:t>
@@ -1538,6 +2757,8 @@
         <w:ind w:firstLine="851"/>
         <w:rPr>
           <w:rFonts w:cs="Times New Roman"/>
+          <w:sz w:val="24"/>
+          <w:szCs w:val="24"/>
           <w:lang w:val="ru-RU"/>
         </w:rPr>
       </w:pPr>
@@ -1545,6 +2766,7 @@
         <w:rPr>
           <w:rFonts w:cs="Times New Roman"/>
           <w:sz w:val="24"/>
+          <w:szCs w:val="24"/>
           <w:lang w:val="ru-RU"/>
         </w:rPr>
         <w:t xml:space="preserve">3. Макрушин А. Н. Методическое пособие по прохождению учебной практики по ПМ.01 </w:t>
@@ -1553,6 +2775,7 @@
         <w:rPr>
           <w:rFonts w:cs="Times New Roman"/>
           <w:sz w:val="24"/>
+          <w:szCs w:val="24"/>
           <w:lang w:val="ru-RU"/>
         </w:rPr>
         <w:t>по специальности 09.02.07 «Информационные системы и программирование». — Астрахань: ГБПОУ АО «АКВТ», 2026. — 24 с.</w:t>
@@ -1564,6 +2787,8 @@
         <w:ind w:firstLine="851"/>
         <w:rPr>
           <w:rFonts w:cs="Times New Roman"/>
+          <w:sz w:val="24"/>
+          <w:szCs w:val="24"/>
           <w:lang w:val="ru-RU"/>
         </w:rPr>
       </w:pPr>
@@ -1571,6 +2796,7 @@
         <w:rPr>
           <w:rFonts w:cs="Times New Roman"/>
           <w:sz w:val="24"/>
+          <w:szCs w:val="24"/>
           <w:lang w:val="ru-RU"/>
         </w:rPr>
         <w:t xml:space="preserve">4. Документация по СУБД </w:t>
@@ -1579,6 +2805,7 @@
         <w:rPr>
           <w:rFonts w:cs="Times New Roman"/>
           <w:sz w:val="24"/>
+          <w:szCs w:val="24"/>
         </w:rPr>
         <w:t>SQLite</w:t>
       </w:r>
@@ -1586,6 +2813,7 @@
         <w:rPr>
           <w:rFonts w:cs="Times New Roman"/>
           <w:sz w:val="24"/>
+          <w:szCs w:val="24"/>
           <w:lang w:val="ru-RU"/>
         </w:rPr>
         <w:t xml:space="preserve">3. Электронный ресурс. </w:t>
@@ -1594,6 +2822,7 @@
         <w:rPr>
           <w:rFonts w:cs="Times New Roman"/>
           <w:sz w:val="24"/>
+          <w:szCs w:val="24"/>
         </w:rPr>
         <w:t>URL</w:t>
       </w:r>
@@ -1601,6 +2830,7 @@
         <w:rPr>
           <w:rFonts w:cs="Times New Roman"/>
           <w:sz w:val="24"/>
+          <w:szCs w:val="24"/>
           <w:lang w:val="ru-RU"/>
         </w:rPr>
         <w:t xml:space="preserve">: </w:t>
@@ -1609,6 +2839,7 @@
         <w:rPr>
           <w:rFonts w:cs="Times New Roman"/>
           <w:sz w:val="24"/>
+          <w:szCs w:val="24"/>
         </w:rPr>
         <w:t>https</w:t>
       </w:r>
@@ -1616,6 +2847,7 @@
         <w:rPr>
           <w:rFonts w:cs="Times New Roman"/>
           <w:sz w:val="24"/>
+          <w:szCs w:val="24"/>
           <w:lang w:val="ru-RU"/>
         </w:rPr>
         <w:t>://</w:t>
@@ -1624,6 +2856,7 @@
         <w:rPr>
           <w:rFonts w:cs="Times New Roman"/>
           <w:sz w:val="24"/>
+          <w:szCs w:val="24"/>
         </w:rPr>
         <w:t>www</w:t>
       </w:r>
@@ -1631,6 +2864,7 @@
         <w:rPr>
           <w:rFonts w:cs="Times New Roman"/>
           <w:sz w:val="24"/>
+          <w:szCs w:val="24"/>
           <w:lang w:val="ru-RU"/>
         </w:rPr>
         <w:t>.</w:t>
@@ -1640,6 +2874,7 @@
         <w:rPr>
           <w:rFonts w:cs="Times New Roman"/>
           <w:sz w:val="24"/>
+          <w:szCs w:val="24"/>
         </w:rPr>
         <w:t>sqlite</w:t>
       </w:r>
@@ -1648,6 +2883,7 @@
         <w:rPr>
           <w:rFonts w:cs="Times New Roman"/>
           <w:sz w:val="24"/>
+          <w:szCs w:val="24"/>
           <w:lang w:val="ru-RU"/>
         </w:rPr>
         <w:t>.</w:t>
@@ -1656,6 +2892,7 @@
         <w:rPr>
           <w:rFonts w:cs="Times New Roman"/>
           <w:sz w:val="24"/>
+          <w:szCs w:val="24"/>
         </w:rPr>
         <w:t>org</w:t>
       </w:r>
@@ -1663,6 +2900,7 @@
         <w:rPr>
           <w:rFonts w:cs="Times New Roman"/>
           <w:sz w:val="24"/>
+          <w:szCs w:val="24"/>
           <w:lang w:val="ru-RU"/>
         </w:rPr>
         <w:t>/</w:t>
@@ -1671,6 +2909,7 @@
         <w:rPr>
           <w:rFonts w:cs="Times New Roman"/>
           <w:sz w:val="24"/>
+          <w:szCs w:val="24"/>
         </w:rPr>
         <w:t>docs</w:t>
       </w:r>
@@ -1678,6 +2917,7 @@
         <w:rPr>
           <w:rFonts w:cs="Times New Roman"/>
           <w:sz w:val="24"/>
+          <w:szCs w:val="24"/>
           <w:lang w:val="ru-RU"/>
         </w:rPr>
         <w:t>.</w:t>
@@ -1686,6 +2926,7 @@
         <w:rPr>
           <w:rFonts w:cs="Times New Roman"/>
           <w:sz w:val="24"/>
+          <w:szCs w:val="24"/>
         </w:rPr>
         <w:t>html</w:t>
       </w:r>
@@ -1693,6 +2934,7 @@
         <w:rPr>
           <w:rFonts w:cs="Times New Roman"/>
           <w:sz w:val="24"/>
+          <w:szCs w:val="24"/>
           <w:lang w:val="ru-RU"/>
         </w:rPr>
         <w:t xml:space="preserve"> (дата обращения: 07.10.2026).</w:t>
@@ -1704,12 +2946,15 @@
         <w:ind w:firstLine="851"/>
         <w:rPr>
           <w:rFonts w:cs="Times New Roman"/>
+          <w:sz w:val="24"/>
+          <w:szCs w:val="24"/>
         </w:rPr>
       </w:pPr>
       <w:r>
         <w:rPr>
           <w:rFonts w:cs="Times New Roman"/>
           <w:sz w:val="24"/>
+          <w:szCs w:val="24"/>
           <w:lang w:val="ru-RU"/>
         </w:rPr>
         <w:lastRenderedPageBreak/>
@@ -1719,6 +2964,7 @@
         <w:rPr>
           <w:rFonts w:cs="Times New Roman"/>
           <w:sz w:val="24"/>
+          <w:szCs w:val="24"/>
           <w:lang w:val="ru-RU"/>
         </w:rPr>
         <w:t xml:space="preserve">зыку программирования </w:t>
@@ -1727,6 +2973,7 @@
         <w:rPr>
           <w:rFonts w:cs="Times New Roman"/>
           <w:sz w:val="24"/>
+          <w:szCs w:val="24"/>
         </w:rPr>
         <w:t>Python</w:t>
       </w:r>
@@ -1734,6 +2981,7 @@
         <w:rPr>
           <w:rFonts w:cs="Times New Roman"/>
           <w:sz w:val="24"/>
+          <w:szCs w:val="24"/>
           <w:lang w:val="ru-RU"/>
         </w:rPr>
         <w:t xml:space="preserve"> 3.</w:t>
@@ -1742,6 +2990,7 @@
         <w:rPr>
           <w:rFonts w:cs="Times New Roman"/>
           <w:sz w:val="24"/>
+          <w:szCs w:val="24"/>
         </w:rPr>
         <w:t>x</w:t>
       </w:r>
@@ -1749,6 +2998,7 @@
         <w:rPr>
           <w:rFonts w:cs="Times New Roman"/>
           <w:sz w:val="24"/>
+          <w:szCs w:val="24"/>
           <w:lang w:val="ru-RU"/>
         </w:rPr>
         <w:t xml:space="preserve">. Электронный ресурс. </w:t>
@@ -1757,6 +3007,7 @@
         <w:rPr>
           <w:rFonts w:cs="Times New Roman"/>
           <w:sz w:val="24"/>
+          <w:szCs w:val="24"/>
         </w:rPr>
         <w:t>URL: https://docs.python.org/3/ (</w:t>
       </w:r>
@@ -1765,6 +3016,7 @@
         <w:rPr>
           <w:rFonts w:cs="Times New Roman"/>
           <w:sz w:val="24"/>
+          <w:szCs w:val="24"/>
         </w:rPr>
         <w:t>дата</w:t>
       </w:r>
@@ -1773,6 +3025,7 @@
         <w:rPr>
           <w:rFonts w:cs="Times New Roman"/>
           <w:sz w:val="24"/>
+          <w:szCs w:val="24"/>
         </w:rPr>
         <w:t xml:space="preserve"> </w:t>
       </w:r>
@@ -1781,6 +3034,7 @@
         <w:rPr>
           <w:rFonts w:cs="Times New Roman"/>
           <w:sz w:val="24"/>
+          <w:szCs w:val="24"/>
         </w:rPr>
         <w:t>обращения</w:t>
       </w:r>
@@ -1789,13 +3043,14 @@
         <w:rPr>
           <w:rFonts w:cs="Times New Roman"/>
           <w:sz w:val="24"/>
+          <w:szCs w:val="24"/>
         </w:rPr>
         <w:t>: 07.10.2026).</w:t>
       </w:r>
     </w:p>
     <w:sectPr>
       <w:pgSz w:w="12240" w:h="15840"/>
-      <w:pgMar w:top="1138" w:right="562" w:bottom="1138" w:left="1699" w:header="720" w:footer="720" w:gutter="0"/>
+      <w:pgMar w:top="426" w:right="562" w:bottom="1702" w:left="1699" w:header="720" w:footer="720" w:gutter="0"/>
       <w:cols w:space="720"/>
       <w:docGrid w:linePitch="360"/>
     </w:sectPr>
@@ -13713,7 +14968,7 @@
 </file>
 
 <file path=customXml/itemProps1.xml><?xml version="1.0" encoding="utf-8"?>
-<ds:datastoreItem xmlns:ds="http://schemas.openxmlformats.org/officeDocument/2006/customXml" ds:itemID="{CB915029-A084-4510-8E01-A26D35A4F6C9}">
+<ds:datastoreItem xmlns:ds="http://schemas.openxmlformats.org/officeDocument/2006/customXml" ds:itemID="{0D332C40-0F1A-47AE-8FA5-A609F69749FF}">
   <ds:schemaRefs>
     <ds:schemaRef ds:uri="http://schemas.openxmlformats.org/officeDocument/2006/bibliography"/>
   </ds:schemaRefs>
